--- a/rapport_nanoml_GuilbertCinar.docx
+++ b/rapport_nanoml_GuilbertCinar.docx
@@ -670,49 +670,243 @@
     </w:p>
     <w:p>
       <w:pPr>
-        <w:rPr>
-          <w:rFonts w:cstheme="minorHAnsi"/>
-        </w:rPr>
-      </w:pPr>
-      <w:r>
-        <w:rPr>
-          <w:rFonts w:cstheme="minorHAnsi"/>
-        </w:rPr>
-        <w:t xml:space="preserve">Le choix s'est porté sur un </w:t>
-      </w:r>
-      <w:r>
-        <w:rPr>
-          <w:rFonts w:cstheme="minorHAnsi"/>
-          <w:b/>
-          <w:bCs/>
+        <w:spacing w:before="100" w:beforeAutospacing="1" w:after="100" w:afterAutospacing="1" w:line="240" w:lineRule="auto"/>
+        <w:rPr>
+          <w:rFonts w:eastAsia="Times New Roman" w:cstheme="minorHAnsi"/>
+          <w:lang w:eastAsia="fr-FR"/>
+        </w:rPr>
+      </w:pPr>
+      <w:r>
+        <w:rPr>
+          <w:rFonts w:eastAsia="Times New Roman" w:cstheme="minorHAnsi"/>
+          <w:lang w:eastAsia="fr-FR"/>
+        </w:rPr>
+        <w:t xml:space="preserve">La pièce maîtresse de notre programme est l'utilisation d'un </w:t>
+      </w:r>
+      <w:r>
+        <w:rPr>
+          <w:rFonts w:eastAsia="Times New Roman" w:cstheme="minorHAnsi"/>
+          <w:b/>
+          <w:bCs/>
+          <w:lang w:eastAsia="fr-FR"/>
         </w:rPr>
         <w:t>arbre n-aire</w:t>
       </w:r>
       <w:r>
         <w:rPr>
-          <w:rFonts w:cstheme="minorHAnsi"/>
-        </w:rPr>
-        <w:t xml:space="preserve"> où chaque </w:t>
+          <w:rFonts w:eastAsia="Times New Roman" w:cstheme="minorHAnsi"/>
+          <w:lang w:eastAsia="fr-FR"/>
+        </w:rPr>
+        <w:t xml:space="preserve"> pour représenter la hiérarchie du document </w:t>
       </w:r>
       <w:proofErr w:type="spellStart"/>
       <w:r>
         <w:rPr>
-          <w:rFonts w:cstheme="minorHAnsi"/>
-        </w:rPr>
-        <w:t>noeud</w:t>
+          <w:rFonts w:eastAsia="Times New Roman" w:cstheme="minorHAnsi"/>
+          <w:lang w:eastAsia="fr-FR"/>
+        </w:rPr>
+        <w:t>NanoML</w:t>
       </w:r>
       <w:proofErr w:type="spellEnd"/>
       <w:r>
         <w:rPr>
-          <w:rFonts w:cstheme="minorHAnsi"/>
-        </w:rPr>
-        <w:t xml:space="preserve"> possède un type (DOCUMENT, SECTION, TEXTE, etc.), un pointeur vers son premier fils et un pointeur vers son frère suivant. Cette structure permet une récursivité naturelle pour gérer l'imbrication infinie des balises.</w:t>
-      </w:r>
-      <w:r>
-        <w:rPr>
-          <w:rFonts w:cstheme="minorHAnsi"/>
-        </w:rPr>
-        <w:t xml:space="preserve"> </w:t>
+          <w:rFonts w:eastAsia="Times New Roman" w:cstheme="minorHAnsi"/>
+          <w:lang w:eastAsia="fr-FR"/>
+        </w:rPr>
+        <w:t>. Contrairement à une liste simple, l'arbre permet de conserver l'imbrication des balises (par exemple, une &lt;liste&gt; contenant plusieurs &lt;item&gt;).</w:t>
+      </w:r>
+    </w:p>
+    <w:p>
+      <w:pPr>
+        <w:spacing w:before="100" w:beforeAutospacing="1" w:after="100" w:afterAutospacing="1" w:line="240" w:lineRule="auto"/>
+        <w:rPr>
+          <w:rFonts w:eastAsia="Times New Roman" w:cstheme="minorHAnsi"/>
+          <w:lang w:eastAsia="fr-FR"/>
+        </w:rPr>
+      </w:pPr>
+      <w:r>
+        <w:rPr>
+          <w:rFonts w:eastAsia="Times New Roman" w:cstheme="minorHAnsi"/>
+          <w:lang w:eastAsia="fr-FR"/>
+        </w:rPr>
+        <w:t>Chaque nœud de l'arbre (</w:t>
+      </w:r>
+      <w:proofErr w:type="spellStart"/>
+      <w:r>
+        <w:rPr>
+          <w:rFonts w:eastAsia="Times New Roman" w:cstheme="minorHAnsi"/>
+          <w:lang w:eastAsia="fr-FR"/>
+        </w:rPr>
+        <w:t>t_noeud</w:t>
+      </w:r>
+      <w:proofErr w:type="spellEnd"/>
+      <w:r>
+        <w:rPr>
+          <w:rFonts w:eastAsia="Times New Roman" w:cstheme="minorHAnsi"/>
+          <w:lang w:eastAsia="fr-FR"/>
+        </w:rPr>
+        <w:t>) a été conçu pour stocker :</w:t>
+      </w:r>
+    </w:p>
+    <w:p>
+      <w:pPr>
+        <w:numPr>
+          <w:ilvl w:val="0"/>
+          <w:numId w:val="16"/>
+        </w:numPr>
+        <w:spacing w:before="100" w:beforeAutospacing="1" w:after="100" w:afterAutospacing="1" w:line="240" w:lineRule="auto"/>
+        <w:rPr>
+          <w:rFonts w:eastAsia="Times New Roman" w:cstheme="minorHAnsi"/>
+          <w:lang w:eastAsia="fr-FR"/>
+        </w:rPr>
+      </w:pPr>
+      <w:r>
+        <w:rPr>
+          <w:rFonts w:eastAsia="Times New Roman" w:cstheme="minorHAnsi"/>
+          <w:lang w:eastAsia="fr-FR"/>
+        </w:rPr>
+        <w:lastRenderedPageBreak/>
+        <w:t xml:space="preserve">Le </w:t>
+      </w:r>
+      <w:r>
+        <w:rPr>
+          <w:rFonts w:eastAsia="Times New Roman" w:cstheme="minorHAnsi"/>
+          <w:b/>
+          <w:bCs/>
+          <w:lang w:eastAsia="fr-FR"/>
+        </w:rPr>
+        <w:t>type de l'élément</w:t>
+      </w:r>
+      <w:r>
+        <w:rPr>
+          <w:rFonts w:eastAsia="Times New Roman" w:cstheme="minorHAnsi"/>
+          <w:lang w:eastAsia="fr-FR"/>
+        </w:rPr>
+        <w:t xml:space="preserve"> (DOCUMENT, SECTION, TEXTE, etc.).</w:t>
+      </w:r>
+    </w:p>
+    <w:p>
+      <w:pPr>
+        <w:numPr>
+          <w:ilvl w:val="0"/>
+          <w:numId w:val="16"/>
+        </w:numPr>
+        <w:spacing w:before="100" w:beforeAutospacing="1" w:after="100" w:afterAutospacing="1" w:line="240" w:lineRule="auto"/>
+        <w:rPr>
+          <w:rFonts w:eastAsia="Times New Roman" w:cstheme="minorHAnsi"/>
+          <w:lang w:eastAsia="fr-FR"/>
+        </w:rPr>
+      </w:pPr>
+      <w:r>
+        <w:rPr>
+          <w:rFonts w:eastAsia="Times New Roman" w:cstheme="minorHAnsi"/>
+          <w:lang w:eastAsia="fr-FR"/>
+        </w:rPr>
+        <w:t xml:space="preserve">Le </w:t>
+      </w:r>
+      <w:r>
+        <w:rPr>
+          <w:rFonts w:eastAsia="Times New Roman" w:cstheme="minorHAnsi"/>
+          <w:b/>
+          <w:bCs/>
+          <w:lang w:eastAsia="fr-FR"/>
+        </w:rPr>
+        <w:t>contenu textuel</w:t>
+      </w:r>
+      <w:r>
+        <w:rPr>
+          <w:rFonts w:eastAsia="Times New Roman" w:cstheme="minorHAnsi"/>
+          <w:lang w:eastAsia="fr-FR"/>
+        </w:rPr>
+        <w:t xml:space="preserve"> (pour les blocs de texte brut).</w:t>
+      </w:r>
+    </w:p>
+    <w:p>
+      <w:pPr>
+        <w:numPr>
+          <w:ilvl w:val="0"/>
+          <w:numId w:val="16"/>
+        </w:numPr>
+        <w:spacing w:before="100" w:beforeAutospacing="1" w:after="100" w:afterAutospacing="1" w:line="240" w:lineRule="auto"/>
+        <w:rPr>
+          <w:rFonts w:eastAsia="Times New Roman" w:cstheme="minorHAnsi"/>
+          <w:lang w:eastAsia="fr-FR"/>
+        </w:rPr>
+      </w:pPr>
+      <w:r>
+        <w:rPr>
+          <w:rFonts w:eastAsia="Times New Roman" w:cstheme="minorHAnsi"/>
+          <w:lang w:eastAsia="fr-FR"/>
+        </w:rPr>
+        <w:t xml:space="preserve">Un pointeur vers le </w:t>
+      </w:r>
+      <w:r>
+        <w:rPr>
+          <w:rFonts w:eastAsia="Times New Roman" w:cstheme="minorHAnsi"/>
+          <w:b/>
+          <w:bCs/>
+          <w:lang w:eastAsia="fr-FR"/>
+        </w:rPr>
+        <w:t>premier fils</w:t>
+      </w:r>
+      <w:r>
+        <w:rPr>
+          <w:rFonts w:eastAsia="Times New Roman" w:cstheme="minorHAnsi"/>
+          <w:lang w:eastAsia="fr-FR"/>
+        </w:rPr>
+        <w:t xml:space="preserve"> (pour descendre dans une balise).</w:t>
+      </w:r>
+    </w:p>
+    <w:p>
+      <w:pPr>
+        <w:numPr>
+          <w:ilvl w:val="0"/>
+          <w:numId w:val="16"/>
+        </w:numPr>
+        <w:spacing w:before="100" w:beforeAutospacing="1" w:after="100" w:afterAutospacing="1" w:line="240" w:lineRule="auto"/>
+        <w:rPr>
+          <w:rFonts w:eastAsia="Times New Roman" w:cstheme="minorHAnsi"/>
+          <w:lang w:eastAsia="fr-FR"/>
+        </w:rPr>
+      </w:pPr>
+      <w:r>
+        <w:rPr>
+          <w:rFonts w:eastAsia="Times New Roman" w:cstheme="minorHAnsi"/>
+          <w:lang w:eastAsia="fr-FR"/>
+        </w:rPr>
+        <w:t xml:space="preserve">Un pointeur vers le </w:t>
+      </w:r>
+      <w:r>
+        <w:rPr>
+          <w:rFonts w:eastAsia="Times New Roman" w:cstheme="minorHAnsi"/>
+          <w:b/>
+          <w:bCs/>
+          <w:lang w:eastAsia="fr-FR"/>
+        </w:rPr>
+        <w:t>frère suivant</w:t>
+      </w:r>
+      <w:r>
+        <w:rPr>
+          <w:rFonts w:eastAsia="Times New Roman" w:cstheme="minorHAnsi"/>
+          <w:lang w:eastAsia="fr-FR"/>
+        </w:rPr>
+        <w:t xml:space="preserve"> (pour l'élément au même niveau).</w:t>
+      </w:r>
+    </w:p>
+    <w:p>
+      <w:pPr>
+        <w:spacing w:before="100" w:beforeAutospacing="1" w:after="100" w:afterAutospacing="1" w:line="240" w:lineRule="auto"/>
+        <w:rPr>
+          <w:rFonts w:eastAsia="Times New Roman" w:cstheme="minorHAnsi"/>
+          <w:lang w:eastAsia="fr-FR"/>
+        </w:rPr>
+      </w:pPr>
+      <w:r>
+        <w:rPr>
+          <w:rFonts w:eastAsia="Times New Roman" w:cstheme="minorHAnsi"/>
+          <w:lang w:eastAsia="fr-FR"/>
+        </w:rPr>
+        <w:t>Cette structure est indispensable pour le rendu final : notre fonction d'affichage parcourt cet arbre de manière récursive. Pour chaque nœud visité, le programme décide s'il doit dessiner une bordure (pour une section), ajouter une puce (pour un item) ou simplement imprimer du texte, tout en transmettant aux niveaux inférieurs les informations de marges et de bordures via un préfixe.</w:t>
       </w:r>
     </w:p>
     <w:p>
@@ -742,7 +936,6 @@
         <w:rPr>
           <w:rFonts w:cstheme="minorHAnsi"/>
         </w:rPr>
-        <w:lastRenderedPageBreak/>
         <w:t>Le rendu est la partie la plus complexe car il doit maintenir une colonne actuelle pour savoir quand sauter à la ligne.</w:t>
       </w:r>
     </w:p>
@@ -923,13 +1116,13 @@
         <w:rPr>
           <w:rFonts w:cstheme="minorHAnsi"/>
         </w:rPr>
-        <w:t xml:space="preserve"> lisait des blocs de texte entiers. Cela empêchait le retour à la ligne automatique. Nous l'avons modifié pour qu'il s'arrête à chaque espace, renvoyant ainsi des mots individuels.</w:t>
-      </w:r>
-      <w:r>
-        <w:rPr>
-          <w:noProof/>
-        </w:rPr>
-        <w:t xml:space="preserve"> </w:t>
+        <w:t xml:space="preserve"> lisait des blocs de texte entiers. Cela empêchait le retour à la ligne automatique. Nous l'avons modifié pour qu'il s'arrête à chaque espace, renvoyant ainsi des mots individuels</w:t>
+      </w:r>
+      <w:r>
+        <w:rPr>
+          <w:rFonts w:cstheme="minorHAnsi"/>
+        </w:rPr>
+        <w:t xml:space="preserve"> et pouvoir couper des phrases pour que cela reste dans les 50 colonnes.</w:t>
       </w:r>
     </w:p>
     <w:p>
@@ -1126,6 +1319,33 @@
       <w:pPr>
         <w:rPr>
           <w:rFonts w:cstheme="minorHAnsi"/>
+        </w:rPr>
+      </w:pPr>
+      <w:r>
+        <w:rPr>
+          <w:rFonts w:cstheme="minorHAnsi"/>
+        </w:rPr>
+        <w:t xml:space="preserve">Voici l’affichage de l’arbre crée pour un document </w:t>
+      </w:r>
+      <w:proofErr w:type="spellStart"/>
+      <w:r>
+        <w:rPr>
+          <w:rFonts w:cstheme="minorHAnsi"/>
+        </w:rPr>
+        <w:t>nanoml</w:t>
+      </w:r>
+      <w:proofErr w:type="spellEnd"/>
+      <w:r>
+        <w:rPr>
+          <w:rFonts w:cstheme="minorHAnsi"/>
+        </w:rPr>
+        <w:t> :</w:t>
+      </w:r>
+    </w:p>
+    <w:p>
+      <w:pPr>
+        <w:rPr>
+          <w:rFonts w:cstheme="minorHAnsi"/>
           <w:b/>
           <w:bCs/>
         </w:rPr>
@@ -1155,6 +1375,7 @@
           <w:b/>
           <w:bCs/>
         </w:rPr>
+        <w:lastRenderedPageBreak/>
         <w:t>Récursivité</w:t>
       </w:r>
       <w:r>
@@ -1314,14 +1535,7 @@
         <w:rPr>
           <w:rFonts w:cstheme="minorHAnsi"/>
         </w:rPr>
-        <w:t xml:space="preserve">. Désormais, le programme calcule l'espace interne disponible et </w:t>
-      </w:r>
-      <w:r>
-        <w:rPr>
-          <w:rFonts w:cstheme="minorHAnsi"/>
-        </w:rPr>
-        <w:lastRenderedPageBreak/>
-        <w:t>segmente automatiquement les mots trop longs sur plusieurs lignes, garantissant ainsi l'intégrité visuelle des bordures quelles que soient les données saisies.</w:t>
+        <w:t>. Désormais, le programme calcule l'espace interne disponible et segmente automatiquement les mots trop longs sur plusieurs lignes, garantissant ainsi l'intégrité visuelle des bordures quelles que soient les données saisies.</w:t>
       </w:r>
     </w:p>
     <w:p>
@@ -1882,6 +2096,7 @@
           <w:b/>
           <w:bCs/>
         </w:rPr>
+        <w:lastRenderedPageBreak/>
         <w:t>1. Différences entre attentes et réalisations</w:t>
       </w:r>
     </w:p>
@@ -1988,7 +2203,6 @@
         <w:rPr>
           <w:rStyle w:val="citation-1204"/>
         </w:rPr>
-        <w:lastRenderedPageBreak/>
         <w:t>Certaines options de flexibilité, comme la possibilité de modifier dynamiquement la largeur du rendu, n'ont pas pu être finalisées dans le temps imparti</w:t>
       </w:r>
       <w:r>
@@ -2412,6 +2626,7 @@
           <w:rFonts w:eastAsia="Times New Roman" w:cstheme="minorHAnsi"/>
           <w:lang w:eastAsia="fr-FR"/>
         </w:rPr>
+        <w:lastRenderedPageBreak/>
         <w:t>Plusieurs perspectives d'évolution sont envisageables pour transformer cet outil de rendu en un produit plus complet</w:t>
       </w:r>
       <w:r>
@@ -2557,7 +2772,6 @@
           <w:bCs/>
           <w:lang w:eastAsia="fr-FR"/>
         </w:rPr>
-        <w:lastRenderedPageBreak/>
         <w:t>Flexibilité du format</w:t>
       </w:r>
       <w:r>
@@ -2737,6 +2951,155 @@
     </w:lvl>
   </w:abstractNum>
   <w:abstractNum w:abstractNumId="1" w15:restartNumberingAfterBreak="0">
+    <w:nsid w:val="050960B1"/>
+    <w:multiLevelType w:val="multilevel"/>
+    <w:tmpl w:val="87CC2EDC"/>
+    <w:lvl w:ilvl="0">
+      <w:start w:val="1"/>
+      <w:numFmt w:val="bullet"/>
+      <w:lvlText w:val=""/>
+      <w:lvlJc w:val="left"/>
+      <w:pPr>
+        <w:tabs>
+          <w:tab w:val="num" w:pos="720"/>
+        </w:tabs>
+        <w:ind w:left="720" w:hanging="360"/>
+      </w:pPr>
+      <w:rPr>
+        <w:rFonts w:ascii="Symbol" w:hAnsi="Symbol" w:hint="default"/>
+        <w:sz w:val="20"/>
+      </w:rPr>
+    </w:lvl>
+    <w:lvl w:ilvl="1" w:tentative="1">
+      <w:start w:val="1"/>
+      <w:numFmt w:val="bullet"/>
+      <w:lvlText w:val="o"/>
+      <w:lvlJc w:val="left"/>
+      <w:pPr>
+        <w:tabs>
+          <w:tab w:val="num" w:pos="1440"/>
+        </w:tabs>
+        <w:ind w:left="1440" w:hanging="360"/>
+      </w:pPr>
+      <w:rPr>
+        <w:rFonts w:ascii="Courier New" w:hAnsi="Courier New" w:hint="default"/>
+        <w:sz w:val="20"/>
+      </w:rPr>
+    </w:lvl>
+    <w:lvl w:ilvl="2" w:tentative="1">
+      <w:start w:val="1"/>
+      <w:numFmt w:val="bullet"/>
+      <w:lvlText w:val=""/>
+      <w:lvlJc w:val="left"/>
+      <w:pPr>
+        <w:tabs>
+          <w:tab w:val="num" w:pos="2160"/>
+        </w:tabs>
+        <w:ind w:left="2160" w:hanging="360"/>
+      </w:pPr>
+      <w:rPr>
+        <w:rFonts w:ascii="Wingdings" w:hAnsi="Wingdings" w:hint="default"/>
+        <w:sz w:val="20"/>
+      </w:rPr>
+    </w:lvl>
+    <w:lvl w:ilvl="3" w:tentative="1">
+      <w:start w:val="1"/>
+      <w:numFmt w:val="bullet"/>
+      <w:lvlText w:val=""/>
+      <w:lvlJc w:val="left"/>
+      <w:pPr>
+        <w:tabs>
+          <w:tab w:val="num" w:pos="2880"/>
+        </w:tabs>
+        <w:ind w:left="2880" w:hanging="360"/>
+      </w:pPr>
+      <w:rPr>
+        <w:rFonts w:ascii="Wingdings" w:hAnsi="Wingdings" w:hint="default"/>
+        <w:sz w:val="20"/>
+      </w:rPr>
+    </w:lvl>
+    <w:lvl w:ilvl="4" w:tentative="1">
+      <w:start w:val="1"/>
+      <w:numFmt w:val="bullet"/>
+      <w:lvlText w:val=""/>
+      <w:lvlJc w:val="left"/>
+      <w:pPr>
+        <w:tabs>
+          <w:tab w:val="num" w:pos="3600"/>
+        </w:tabs>
+        <w:ind w:left="3600" w:hanging="360"/>
+      </w:pPr>
+      <w:rPr>
+        <w:rFonts w:ascii="Wingdings" w:hAnsi="Wingdings" w:hint="default"/>
+        <w:sz w:val="20"/>
+      </w:rPr>
+    </w:lvl>
+    <w:lvl w:ilvl="5" w:tentative="1">
+      <w:start w:val="1"/>
+      <w:numFmt w:val="bullet"/>
+      <w:lvlText w:val=""/>
+      <w:lvlJc w:val="left"/>
+      <w:pPr>
+        <w:tabs>
+          <w:tab w:val="num" w:pos="4320"/>
+        </w:tabs>
+        <w:ind w:left="4320" w:hanging="360"/>
+      </w:pPr>
+      <w:rPr>
+        <w:rFonts w:ascii="Wingdings" w:hAnsi="Wingdings" w:hint="default"/>
+        <w:sz w:val="20"/>
+      </w:rPr>
+    </w:lvl>
+    <w:lvl w:ilvl="6" w:tentative="1">
+      <w:start w:val="1"/>
+      <w:numFmt w:val="bullet"/>
+      <w:lvlText w:val=""/>
+      <w:lvlJc w:val="left"/>
+      <w:pPr>
+        <w:tabs>
+          <w:tab w:val="num" w:pos="5040"/>
+        </w:tabs>
+        <w:ind w:left="5040" w:hanging="360"/>
+      </w:pPr>
+      <w:rPr>
+        <w:rFonts w:ascii="Wingdings" w:hAnsi="Wingdings" w:hint="default"/>
+        <w:sz w:val="20"/>
+      </w:rPr>
+    </w:lvl>
+    <w:lvl w:ilvl="7" w:tentative="1">
+      <w:start w:val="1"/>
+      <w:numFmt w:val="bullet"/>
+      <w:lvlText w:val=""/>
+      <w:lvlJc w:val="left"/>
+      <w:pPr>
+        <w:tabs>
+          <w:tab w:val="num" w:pos="5760"/>
+        </w:tabs>
+        <w:ind w:left="5760" w:hanging="360"/>
+      </w:pPr>
+      <w:rPr>
+        <w:rFonts w:ascii="Wingdings" w:hAnsi="Wingdings" w:hint="default"/>
+        <w:sz w:val="20"/>
+      </w:rPr>
+    </w:lvl>
+    <w:lvl w:ilvl="8" w:tentative="1">
+      <w:start w:val="1"/>
+      <w:numFmt w:val="bullet"/>
+      <w:lvlText w:val=""/>
+      <w:lvlJc w:val="left"/>
+      <w:pPr>
+        <w:tabs>
+          <w:tab w:val="num" w:pos="6480"/>
+        </w:tabs>
+        <w:ind w:left="6480" w:hanging="360"/>
+      </w:pPr>
+      <w:rPr>
+        <w:rFonts w:ascii="Wingdings" w:hAnsi="Wingdings" w:hint="default"/>
+        <w:sz w:val="20"/>
+      </w:rPr>
+    </w:lvl>
+  </w:abstractNum>
+  <w:abstractNum w:abstractNumId="2" w15:restartNumberingAfterBreak="0">
     <w:nsid w:val="06C74156"/>
     <w:multiLevelType w:val="multilevel"/>
     <w:tmpl w:val="A7D88EF0"/>
@@ -2885,7 +3248,7 @@
       </w:rPr>
     </w:lvl>
   </w:abstractNum>
-  <w:abstractNum w:abstractNumId="2" w15:restartNumberingAfterBreak="0">
+  <w:abstractNum w:abstractNumId="3" w15:restartNumberingAfterBreak="0">
     <w:nsid w:val="10246D15"/>
     <w:multiLevelType w:val="multilevel"/>
     <w:tmpl w:val="F7D2B5C0"/>
@@ -3034,7 +3397,7 @@
       </w:rPr>
     </w:lvl>
   </w:abstractNum>
-  <w:abstractNum w:abstractNumId="3" w15:restartNumberingAfterBreak="0">
+  <w:abstractNum w:abstractNumId="4" w15:restartNumberingAfterBreak="0">
     <w:nsid w:val="2580538A"/>
     <w:multiLevelType w:val="multilevel"/>
     <w:tmpl w:val="47946FFE"/>
@@ -3147,7 +3510,7 @@
       </w:pPr>
     </w:lvl>
   </w:abstractNum>
-  <w:abstractNum w:abstractNumId="4" w15:restartNumberingAfterBreak="0">
+  <w:abstractNum w:abstractNumId="5" w15:restartNumberingAfterBreak="0">
     <w:nsid w:val="387F2A08"/>
     <w:multiLevelType w:val="multilevel"/>
     <w:tmpl w:val="4E0A5D62"/>
@@ -3296,7 +3659,7 @@
       </w:rPr>
     </w:lvl>
   </w:abstractNum>
-  <w:abstractNum w:abstractNumId="5" w15:restartNumberingAfterBreak="0">
+  <w:abstractNum w:abstractNumId="6" w15:restartNumberingAfterBreak="0">
     <w:nsid w:val="43085E7A"/>
     <w:multiLevelType w:val="multilevel"/>
     <w:tmpl w:val="6012EC7A"/>
@@ -3445,7 +3808,7 @@
       </w:rPr>
     </w:lvl>
   </w:abstractNum>
-  <w:abstractNum w:abstractNumId="6" w15:restartNumberingAfterBreak="0">
+  <w:abstractNum w:abstractNumId="7" w15:restartNumberingAfterBreak="0">
     <w:nsid w:val="46950AB5"/>
     <w:multiLevelType w:val="multilevel"/>
     <w:tmpl w:val="D5C6ACCE"/>
@@ -3594,7 +3957,7 @@
       </w:rPr>
     </w:lvl>
   </w:abstractNum>
-  <w:abstractNum w:abstractNumId="7" w15:restartNumberingAfterBreak="0">
+  <w:abstractNum w:abstractNumId="8" w15:restartNumberingAfterBreak="0">
     <w:nsid w:val="4D3123B6"/>
     <w:multiLevelType w:val="multilevel"/>
     <w:tmpl w:val="8C425ABA"/>
@@ -3743,7 +4106,7 @@
       </w:rPr>
     </w:lvl>
   </w:abstractNum>
-  <w:abstractNum w:abstractNumId="8" w15:restartNumberingAfterBreak="0">
+  <w:abstractNum w:abstractNumId="9" w15:restartNumberingAfterBreak="0">
     <w:nsid w:val="587C44A2"/>
     <w:multiLevelType w:val="multilevel"/>
     <w:tmpl w:val="7CAA271C"/>
@@ -3892,7 +4255,7 @@
       </w:rPr>
     </w:lvl>
   </w:abstractNum>
-  <w:abstractNum w:abstractNumId="9" w15:restartNumberingAfterBreak="0">
+  <w:abstractNum w:abstractNumId="10" w15:restartNumberingAfterBreak="0">
     <w:nsid w:val="5FC37983"/>
     <w:multiLevelType w:val="multilevel"/>
     <w:tmpl w:val="D1541AB8"/>
@@ -4041,7 +4404,7 @@
       </w:rPr>
     </w:lvl>
   </w:abstractNum>
-  <w:abstractNum w:abstractNumId="10" w15:restartNumberingAfterBreak="0">
+  <w:abstractNum w:abstractNumId="11" w15:restartNumberingAfterBreak="0">
     <w:nsid w:val="674F18BF"/>
     <w:multiLevelType w:val="multilevel"/>
     <w:tmpl w:val="0ECE560E"/>
@@ -4158,7 +4521,7 @@
       </w:pPr>
     </w:lvl>
   </w:abstractNum>
-  <w:abstractNum w:abstractNumId="11" w15:restartNumberingAfterBreak="0">
+  <w:abstractNum w:abstractNumId="12" w15:restartNumberingAfterBreak="0">
     <w:nsid w:val="73AB2E64"/>
     <w:multiLevelType w:val="multilevel"/>
     <w:tmpl w:val="EA7C4442"/>
@@ -4271,7 +4634,7 @@
       </w:pPr>
     </w:lvl>
   </w:abstractNum>
-  <w:abstractNum w:abstractNumId="12" w15:restartNumberingAfterBreak="0">
+  <w:abstractNum w:abstractNumId="13" w15:restartNumberingAfterBreak="0">
     <w:nsid w:val="772E68BC"/>
     <w:multiLevelType w:val="multilevel"/>
     <w:tmpl w:val="82EAEA30"/>
@@ -4420,7 +4783,7 @@
       </w:rPr>
     </w:lvl>
   </w:abstractNum>
-  <w:abstractNum w:abstractNumId="13" w15:restartNumberingAfterBreak="0">
+  <w:abstractNum w:abstractNumId="14" w15:restartNumberingAfterBreak="0">
     <w:nsid w:val="7C6D4099"/>
     <w:multiLevelType w:val="multilevel"/>
     <w:tmpl w:val="B824EA16"/>
@@ -4533,7 +4896,7 @@
       </w:pPr>
     </w:lvl>
   </w:abstractNum>
-  <w:abstractNum w:abstractNumId="14" w15:restartNumberingAfterBreak="0">
+  <w:abstractNum w:abstractNumId="15" w15:restartNumberingAfterBreak="0">
     <w:nsid w:val="7E63722B"/>
     <w:multiLevelType w:val="multilevel"/>
     <w:tmpl w:val="40545946"/>
@@ -4683,49 +5046,52 @@
     </w:lvl>
   </w:abstractNum>
   <w:num w:numId="1">
-    <w:abstractNumId w:val="7"/>
+    <w:abstractNumId w:val="8"/>
   </w:num>
   <w:num w:numId="2">
-    <w:abstractNumId w:val="11"/>
+    <w:abstractNumId w:val="12"/>
   </w:num>
   <w:num w:numId="3">
     <w:abstractNumId w:val="0"/>
   </w:num>
   <w:num w:numId="4">
+    <w:abstractNumId w:val="15"/>
+  </w:num>
+  <w:num w:numId="5">
+    <w:abstractNumId w:val="4"/>
+  </w:num>
+  <w:num w:numId="6">
+    <w:abstractNumId w:val="2"/>
+  </w:num>
+  <w:num w:numId="7">
     <w:abstractNumId w:val="14"/>
   </w:num>
-  <w:num w:numId="5">
+  <w:num w:numId="8">
+    <w:abstractNumId w:val="13"/>
+  </w:num>
+  <w:num w:numId="9">
+    <w:abstractNumId w:val="9"/>
+  </w:num>
+  <w:num w:numId="10">
+    <w:abstractNumId w:val="11"/>
+  </w:num>
+  <w:num w:numId="11">
+    <w:abstractNumId w:val="7"/>
+  </w:num>
+  <w:num w:numId="12">
+    <w:abstractNumId w:val="10"/>
+  </w:num>
+  <w:num w:numId="13">
+    <w:abstractNumId w:val="5"/>
+  </w:num>
+  <w:num w:numId="14">
+    <w:abstractNumId w:val="6"/>
+  </w:num>
+  <w:num w:numId="15">
     <w:abstractNumId w:val="3"/>
   </w:num>
-  <w:num w:numId="6">
+  <w:num w:numId="16">
     <w:abstractNumId w:val="1"/>
-  </w:num>
-  <w:num w:numId="7">
-    <w:abstractNumId w:val="13"/>
-  </w:num>
-  <w:num w:numId="8">
-    <w:abstractNumId w:val="12"/>
-  </w:num>
-  <w:num w:numId="9">
-    <w:abstractNumId w:val="8"/>
-  </w:num>
-  <w:num w:numId="10">
-    <w:abstractNumId w:val="10"/>
-  </w:num>
-  <w:num w:numId="11">
-    <w:abstractNumId w:val="6"/>
-  </w:num>
-  <w:num w:numId="12">
-    <w:abstractNumId w:val="9"/>
-  </w:num>
-  <w:num w:numId="13">
-    <w:abstractNumId w:val="4"/>
-  </w:num>
-  <w:num w:numId="14">
-    <w:abstractNumId w:val="5"/>
-  </w:num>
-  <w:num w:numId="15">
-    <w:abstractNumId w:val="2"/>
   </w:num>
 </w:numbering>
 </file>

--- a/rapport_nanoml_GuilbertCinar.docx
+++ b/rapport_nanoml_GuilbertCinar.docx
@@ -202,60 +202,2067 @@
         <w:t xml:space="preserve"> L2 SDN, Université Catholique de Lille</w:t>
       </w:r>
     </w:p>
-    <w:p>
-      <w:pPr>
-        <w:rPr>
-          <w:rFonts w:cstheme="minorHAnsi"/>
+    <w:sdt>
+      <w:sdtPr>
+        <w:id w:val="404188270"/>
+        <w:docPartObj>
+          <w:docPartGallery w:val="Table of Contents"/>
+          <w:docPartUnique/>
+        </w:docPartObj>
+      </w:sdtPr>
+      <w:sdtEndPr>
+        <w:rPr>
+          <w:rFonts w:asciiTheme="minorHAnsi" w:eastAsiaTheme="minorHAnsi" w:hAnsiTheme="minorHAnsi" w:cstheme="minorBidi"/>
           <w:b/>
           <w:bCs/>
-        </w:rPr>
-      </w:pPr>
+          <w:color w:val="auto"/>
+          <w:sz w:val="22"/>
+          <w:szCs w:val="22"/>
+          <w:lang w:eastAsia="en-US"/>
+        </w:rPr>
+      </w:sdtEndPr>
+      <w:sdtContent>
+        <w:p>
+          <w:pPr>
+            <w:pStyle w:val="En-ttedetabledesmatires"/>
+          </w:pPr>
+          <w:r>
+            <w:t>Table des matières</w:t>
+          </w:r>
+        </w:p>
+        <w:p>
+          <w:pPr>
+            <w:pStyle w:val="TM1"/>
+            <w:tabs>
+              <w:tab w:val="right" w:leader="dot" w:pos="9062"/>
+            </w:tabs>
+            <w:rPr>
+              <w:rFonts w:eastAsiaTheme="minorEastAsia"/>
+              <w:noProof/>
+              <w:lang w:eastAsia="fr-FR"/>
+            </w:rPr>
+          </w:pPr>
+          <w:r>
+            <w:fldChar w:fldCharType="begin"/>
+          </w:r>
+          <w:r>
+            <w:instrText xml:space="preserve"> TOC \o "1-3" \h \z \u </w:instrText>
+          </w:r>
+          <w:r>
+            <w:fldChar w:fldCharType="separate"/>
+          </w:r>
+          <w:hyperlink w:anchor="_Toc226216760" w:history="1">
+            <w:r>
+              <w:rPr>
+                <w:rStyle w:val="Lienhypertexte"/>
+                <w:noProof/>
+              </w:rPr>
+              <w:t>I. Introduction</w:t>
+            </w:r>
+            <w:r>
+              <w:rPr>
+                <w:noProof/>
+                <w:webHidden/>
+              </w:rPr>
+              <w:tab/>
+            </w:r>
+            <w:r>
+              <w:rPr>
+                <w:noProof/>
+                <w:webHidden/>
+              </w:rPr>
+              <w:fldChar w:fldCharType="begin"/>
+            </w:r>
+            <w:r>
+              <w:rPr>
+                <w:noProof/>
+                <w:webHidden/>
+              </w:rPr>
+              <w:instrText xml:space="preserve"> PAGEREF _Toc226216760 \h </w:instrText>
+            </w:r>
+            <w:r>
+              <w:rPr>
+                <w:noProof/>
+                <w:webHidden/>
+              </w:rPr>
+            </w:r>
+            <w:r>
+              <w:rPr>
+                <w:noProof/>
+                <w:webHidden/>
+              </w:rPr>
+              <w:fldChar w:fldCharType="separate"/>
+            </w:r>
+            <w:r>
+              <w:rPr>
+                <w:noProof/>
+                <w:webHidden/>
+              </w:rPr>
+              <w:t>2</w:t>
+            </w:r>
+            <w:r>
+              <w:rPr>
+                <w:noProof/>
+                <w:webHidden/>
+              </w:rPr>
+              <w:fldChar w:fldCharType="end"/>
+            </w:r>
+          </w:hyperlink>
+        </w:p>
+        <w:p>
+          <w:pPr>
+            <w:pStyle w:val="TM2"/>
+            <w:tabs>
+              <w:tab w:val="right" w:leader="dot" w:pos="9062"/>
+            </w:tabs>
+            <w:rPr>
+              <w:rFonts w:eastAsiaTheme="minorEastAsia"/>
+              <w:noProof/>
+              <w:lang w:eastAsia="fr-FR"/>
+            </w:rPr>
+          </w:pPr>
+          <w:hyperlink w:anchor="_Toc226216761" w:history="1">
+            <w:r>
+              <w:rPr>
+                <w:rStyle w:val="Lienhypertexte"/>
+                <w:noProof/>
+              </w:rPr>
+              <w:t>A. Le problème</w:t>
+            </w:r>
+            <w:r>
+              <w:rPr>
+                <w:noProof/>
+                <w:webHidden/>
+              </w:rPr>
+              <w:tab/>
+            </w:r>
+            <w:r>
+              <w:rPr>
+                <w:noProof/>
+                <w:webHidden/>
+              </w:rPr>
+              <w:fldChar w:fldCharType="begin"/>
+            </w:r>
+            <w:r>
+              <w:rPr>
+                <w:noProof/>
+                <w:webHidden/>
+              </w:rPr>
+              <w:instrText xml:space="preserve"> PAGEREF _Toc226216761 \h </w:instrText>
+            </w:r>
+            <w:r>
+              <w:rPr>
+                <w:noProof/>
+                <w:webHidden/>
+              </w:rPr>
+            </w:r>
+            <w:r>
+              <w:rPr>
+                <w:noProof/>
+                <w:webHidden/>
+              </w:rPr>
+              <w:fldChar w:fldCharType="separate"/>
+            </w:r>
+            <w:r>
+              <w:rPr>
+                <w:noProof/>
+                <w:webHidden/>
+              </w:rPr>
+              <w:t>2</w:t>
+            </w:r>
+            <w:r>
+              <w:rPr>
+                <w:noProof/>
+                <w:webHidden/>
+              </w:rPr>
+              <w:fldChar w:fldCharType="end"/>
+            </w:r>
+          </w:hyperlink>
+        </w:p>
+        <w:p>
+          <w:pPr>
+            <w:pStyle w:val="TM2"/>
+            <w:tabs>
+              <w:tab w:val="right" w:leader="dot" w:pos="9062"/>
+            </w:tabs>
+            <w:rPr>
+              <w:rFonts w:eastAsiaTheme="minorEastAsia"/>
+              <w:noProof/>
+              <w:lang w:eastAsia="fr-FR"/>
+            </w:rPr>
+          </w:pPr>
+          <w:hyperlink w:anchor="_Toc226216762" w:history="1">
+            <w:r>
+              <w:rPr>
+                <w:rStyle w:val="Lienhypertexte"/>
+                <w:noProof/>
+              </w:rPr>
+              <w:t>B. Les impératifs et contraintes</w:t>
+            </w:r>
+            <w:r>
+              <w:rPr>
+                <w:noProof/>
+                <w:webHidden/>
+              </w:rPr>
+              <w:tab/>
+            </w:r>
+            <w:r>
+              <w:rPr>
+                <w:noProof/>
+                <w:webHidden/>
+              </w:rPr>
+              <w:fldChar w:fldCharType="begin"/>
+            </w:r>
+            <w:r>
+              <w:rPr>
+                <w:noProof/>
+                <w:webHidden/>
+              </w:rPr>
+              <w:instrText xml:space="preserve"> PAGEREF _Toc226216762 \h </w:instrText>
+            </w:r>
+            <w:r>
+              <w:rPr>
+                <w:noProof/>
+                <w:webHidden/>
+              </w:rPr>
+            </w:r>
+            <w:r>
+              <w:rPr>
+                <w:noProof/>
+                <w:webHidden/>
+              </w:rPr>
+              <w:fldChar w:fldCharType="separate"/>
+            </w:r>
+            <w:r>
+              <w:rPr>
+                <w:noProof/>
+                <w:webHidden/>
+              </w:rPr>
+              <w:t>3</w:t>
+            </w:r>
+            <w:r>
+              <w:rPr>
+                <w:noProof/>
+                <w:webHidden/>
+              </w:rPr>
+              <w:fldChar w:fldCharType="end"/>
+            </w:r>
+          </w:hyperlink>
+        </w:p>
+        <w:p>
+          <w:pPr>
+            <w:pStyle w:val="TM3"/>
+            <w:tabs>
+              <w:tab w:val="right" w:leader="dot" w:pos="9062"/>
+            </w:tabs>
+            <w:rPr>
+              <w:noProof/>
+            </w:rPr>
+          </w:pPr>
+          <w:hyperlink w:anchor="_Toc226216763" w:history="1">
+            <w:r>
+              <w:rPr>
+                <w:rStyle w:val="Lienhypertexte"/>
+                <w:noProof/>
+              </w:rPr>
+              <w:t>1. Contraintes techniques</w:t>
+            </w:r>
+            <w:r>
+              <w:rPr>
+                <w:noProof/>
+                <w:webHidden/>
+              </w:rPr>
+              <w:tab/>
+            </w:r>
+            <w:r>
+              <w:rPr>
+                <w:noProof/>
+                <w:webHidden/>
+              </w:rPr>
+              <w:fldChar w:fldCharType="begin"/>
+            </w:r>
+            <w:r>
+              <w:rPr>
+                <w:noProof/>
+                <w:webHidden/>
+              </w:rPr>
+              <w:instrText xml:space="preserve"> PAGEREF _Toc226216763 \h </w:instrText>
+            </w:r>
+            <w:r>
+              <w:rPr>
+                <w:noProof/>
+                <w:webHidden/>
+              </w:rPr>
+            </w:r>
+            <w:r>
+              <w:rPr>
+                <w:noProof/>
+                <w:webHidden/>
+              </w:rPr>
+              <w:fldChar w:fldCharType="separate"/>
+            </w:r>
+            <w:r>
+              <w:rPr>
+                <w:noProof/>
+                <w:webHidden/>
+              </w:rPr>
+              <w:t>3</w:t>
+            </w:r>
+            <w:r>
+              <w:rPr>
+                <w:noProof/>
+                <w:webHidden/>
+              </w:rPr>
+              <w:fldChar w:fldCharType="end"/>
+            </w:r>
+          </w:hyperlink>
+        </w:p>
+        <w:p>
+          <w:pPr>
+            <w:pStyle w:val="TM3"/>
+            <w:tabs>
+              <w:tab w:val="right" w:leader="dot" w:pos="9062"/>
+            </w:tabs>
+            <w:rPr>
+              <w:noProof/>
+            </w:rPr>
+          </w:pPr>
+          <w:hyperlink w:anchor="_Toc226216764" w:history="1">
+            <w:r>
+              <w:rPr>
+                <w:rStyle w:val="Lienhypertexte"/>
+                <w:noProof/>
+              </w:rPr>
+              <w:t>2. L'équipe</w:t>
+            </w:r>
+            <w:r>
+              <w:rPr>
+                <w:noProof/>
+                <w:webHidden/>
+              </w:rPr>
+              <w:tab/>
+            </w:r>
+            <w:r>
+              <w:rPr>
+                <w:noProof/>
+                <w:webHidden/>
+              </w:rPr>
+              <w:fldChar w:fldCharType="begin"/>
+            </w:r>
+            <w:r>
+              <w:rPr>
+                <w:noProof/>
+                <w:webHidden/>
+              </w:rPr>
+              <w:instrText xml:space="preserve"> PAGEREF _Toc226216764 \h </w:instrText>
+            </w:r>
+            <w:r>
+              <w:rPr>
+                <w:noProof/>
+                <w:webHidden/>
+              </w:rPr>
+            </w:r>
+            <w:r>
+              <w:rPr>
+                <w:noProof/>
+                <w:webHidden/>
+              </w:rPr>
+              <w:fldChar w:fldCharType="separate"/>
+            </w:r>
+            <w:r>
+              <w:rPr>
+                <w:noProof/>
+                <w:webHidden/>
+              </w:rPr>
+              <w:t>3</w:t>
+            </w:r>
+            <w:r>
+              <w:rPr>
+                <w:noProof/>
+                <w:webHidden/>
+              </w:rPr>
+              <w:fldChar w:fldCharType="end"/>
+            </w:r>
+          </w:hyperlink>
+        </w:p>
+        <w:p>
+          <w:pPr>
+            <w:pStyle w:val="TM3"/>
+            <w:tabs>
+              <w:tab w:val="right" w:leader="dot" w:pos="9062"/>
+            </w:tabs>
+            <w:rPr>
+              <w:noProof/>
+            </w:rPr>
+          </w:pPr>
+          <w:hyperlink w:anchor="_Toc226216765" w:history="1">
+            <w:r>
+              <w:rPr>
+                <w:rStyle w:val="Lienhypertexte"/>
+                <w:noProof/>
+              </w:rPr>
+              <w:t>3. Le mode de travail</w:t>
+            </w:r>
+            <w:r>
+              <w:rPr>
+                <w:noProof/>
+                <w:webHidden/>
+              </w:rPr>
+              <w:tab/>
+            </w:r>
+            <w:r>
+              <w:rPr>
+                <w:noProof/>
+                <w:webHidden/>
+              </w:rPr>
+              <w:fldChar w:fldCharType="begin"/>
+            </w:r>
+            <w:r>
+              <w:rPr>
+                <w:noProof/>
+                <w:webHidden/>
+              </w:rPr>
+              <w:instrText xml:space="preserve"> PAGEREF _Toc226216765 \h </w:instrText>
+            </w:r>
+            <w:r>
+              <w:rPr>
+                <w:noProof/>
+                <w:webHidden/>
+              </w:rPr>
+            </w:r>
+            <w:r>
+              <w:rPr>
+                <w:noProof/>
+                <w:webHidden/>
+              </w:rPr>
+              <w:fldChar w:fldCharType="separate"/>
+            </w:r>
+            <w:r>
+              <w:rPr>
+                <w:noProof/>
+                <w:webHidden/>
+              </w:rPr>
+              <w:t>3</w:t>
+            </w:r>
+            <w:r>
+              <w:rPr>
+                <w:noProof/>
+                <w:webHidden/>
+              </w:rPr>
+              <w:fldChar w:fldCharType="end"/>
+            </w:r>
+          </w:hyperlink>
+        </w:p>
+        <w:p>
+          <w:pPr>
+            <w:pStyle w:val="TM2"/>
+            <w:tabs>
+              <w:tab w:val="right" w:leader="dot" w:pos="9062"/>
+            </w:tabs>
+            <w:rPr>
+              <w:rFonts w:eastAsiaTheme="minorEastAsia"/>
+              <w:noProof/>
+              <w:lang w:eastAsia="fr-FR"/>
+            </w:rPr>
+          </w:pPr>
+          <w:hyperlink w:anchor="_Toc226216766" w:history="1">
+            <w:r>
+              <w:rPr>
+                <w:rStyle w:val="Lienhypertexte"/>
+                <w:noProof/>
+              </w:rPr>
+              <w:t>C. Présentation du plan du rapport</w:t>
+            </w:r>
+            <w:r>
+              <w:rPr>
+                <w:noProof/>
+                <w:webHidden/>
+              </w:rPr>
+              <w:tab/>
+            </w:r>
+            <w:r>
+              <w:rPr>
+                <w:noProof/>
+                <w:webHidden/>
+              </w:rPr>
+              <w:fldChar w:fldCharType="begin"/>
+            </w:r>
+            <w:r>
+              <w:rPr>
+                <w:noProof/>
+                <w:webHidden/>
+              </w:rPr>
+              <w:instrText xml:space="preserve"> PAGEREF _Toc226216766 \h </w:instrText>
+            </w:r>
+            <w:r>
+              <w:rPr>
+                <w:noProof/>
+                <w:webHidden/>
+              </w:rPr>
+            </w:r>
+            <w:r>
+              <w:rPr>
+                <w:noProof/>
+                <w:webHidden/>
+              </w:rPr>
+              <w:fldChar w:fldCharType="separate"/>
+            </w:r>
+            <w:r>
+              <w:rPr>
+                <w:noProof/>
+                <w:webHidden/>
+              </w:rPr>
+              <w:t>3</w:t>
+            </w:r>
+            <w:r>
+              <w:rPr>
+                <w:noProof/>
+                <w:webHidden/>
+              </w:rPr>
+              <w:fldChar w:fldCharType="end"/>
+            </w:r>
+          </w:hyperlink>
+        </w:p>
+        <w:p>
+          <w:pPr>
+            <w:pStyle w:val="TM1"/>
+            <w:tabs>
+              <w:tab w:val="right" w:leader="dot" w:pos="9062"/>
+            </w:tabs>
+            <w:rPr>
+              <w:rFonts w:eastAsiaTheme="minorEastAsia"/>
+              <w:noProof/>
+              <w:lang w:eastAsia="fr-FR"/>
+            </w:rPr>
+          </w:pPr>
+          <w:hyperlink w:anchor="_Toc226216767" w:history="1">
+            <w:r>
+              <w:rPr>
+                <w:rStyle w:val="Lienhypertexte"/>
+                <w:noProof/>
+              </w:rPr>
+              <w:t>II. Développement</w:t>
+            </w:r>
+            <w:r>
+              <w:rPr>
+                <w:noProof/>
+                <w:webHidden/>
+              </w:rPr>
+              <w:tab/>
+            </w:r>
+            <w:r>
+              <w:rPr>
+                <w:noProof/>
+                <w:webHidden/>
+              </w:rPr>
+              <w:fldChar w:fldCharType="begin"/>
+            </w:r>
+            <w:r>
+              <w:rPr>
+                <w:noProof/>
+                <w:webHidden/>
+              </w:rPr>
+              <w:instrText xml:space="preserve"> PAGEREF _Toc226216767 \h </w:instrText>
+            </w:r>
+            <w:r>
+              <w:rPr>
+                <w:noProof/>
+                <w:webHidden/>
+              </w:rPr>
+            </w:r>
+            <w:r>
+              <w:rPr>
+                <w:noProof/>
+                <w:webHidden/>
+              </w:rPr>
+              <w:fldChar w:fldCharType="separate"/>
+            </w:r>
+            <w:r>
+              <w:rPr>
+                <w:noProof/>
+                <w:webHidden/>
+              </w:rPr>
+              <w:t>3</w:t>
+            </w:r>
+            <w:r>
+              <w:rPr>
+                <w:noProof/>
+                <w:webHidden/>
+              </w:rPr>
+              <w:fldChar w:fldCharType="end"/>
+            </w:r>
+          </w:hyperlink>
+        </w:p>
+        <w:p>
+          <w:pPr>
+            <w:pStyle w:val="TM2"/>
+            <w:tabs>
+              <w:tab w:val="right" w:leader="dot" w:pos="9062"/>
+            </w:tabs>
+            <w:rPr>
+              <w:rFonts w:eastAsiaTheme="minorEastAsia"/>
+              <w:noProof/>
+              <w:lang w:eastAsia="fr-FR"/>
+            </w:rPr>
+          </w:pPr>
+          <w:hyperlink w:anchor="_Toc226216768" w:history="1">
+            <w:r>
+              <w:rPr>
+                <w:rStyle w:val="Lienhypertexte"/>
+                <w:noProof/>
+              </w:rPr>
+              <w:t>A. Compréhension du sujet et organisation initiale</w:t>
+            </w:r>
+            <w:r>
+              <w:rPr>
+                <w:noProof/>
+                <w:webHidden/>
+              </w:rPr>
+              <w:tab/>
+            </w:r>
+            <w:r>
+              <w:rPr>
+                <w:noProof/>
+                <w:webHidden/>
+              </w:rPr>
+              <w:fldChar w:fldCharType="begin"/>
+            </w:r>
+            <w:r>
+              <w:rPr>
+                <w:noProof/>
+                <w:webHidden/>
+              </w:rPr>
+              <w:instrText xml:space="preserve"> PAGEREF _Toc226216768 \h </w:instrText>
+            </w:r>
+            <w:r>
+              <w:rPr>
+                <w:noProof/>
+                <w:webHidden/>
+              </w:rPr>
+            </w:r>
+            <w:r>
+              <w:rPr>
+                <w:noProof/>
+                <w:webHidden/>
+              </w:rPr>
+              <w:fldChar w:fldCharType="separate"/>
+            </w:r>
+            <w:r>
+              <w:rPr>
+                <w:noProof/>
+                <w:webHidden/>
+              </w:rPr>
+              <w:t>3</w:t>
+            </w:r>
+            <w:r>
+              <w:rPr>
+                <w:noProof/>
+                <w:webHidden/>
+              </w:rPr>
+              <w:fldChar w:fldCharType="end"/>
+            </w:r>
+          </w:hyperlink>
+        </w:p>
+        <w:p>
+          <w:pPr>
+            <w:pStyle w:val="TM2"/>
+            <w:tabs>
+              <w:tab w:val="right" w:leader="dot" w:pos="9062"/>
+            </w:tabs>
+            <w:rPr>
+              <w:rFonts w:eastAsiaTheme="minorEastAsia"/>
+              <w:noProof/>
+              <w:lang w:eastAsia="fr-FR"/>
+            </w:rPr>
+          </w:pPr>
+          <w:hyperlink w:anchor="_Toc226216769" w:history="1">
+            <w:r>
+              <w:rPr>
+                <w:rStyle w:val="Lienhypertexte"/>
+                <w:noProof/>
+              </w:rPr>
+              <w:t>B. Conception des structures de données</w:t>
+            </w:r>
+            <w:r>
+              <w:rPr>
+                <w:noProof/>
+                <w:webHidden/>
+              </w:rPr>
+              <w:tab/>
+            </w:r>
+            <w:r>
+              <w:rPr>
+                <w:noProof/>
+                <w:webHidden/>
+              </w:rPr>
+              <w:fldChar w:fldCharType="begin"/>
+            </w:r>
+            <w:r>
+              <w:rPr>
+                <w:noProof/>
+                <w:webHidden/>
+              </w:rPr>
+              <w:instrText xml:space="preserve"> PAGEREF _Toc226216769 \h </w:instrText>
+            </w:r>
+            <w:r>
+              <w:rPr>
+                <w:noProof/>
+                <w:webHidden/>
+              </w:rPr>
+            </w:r>
+            <w:r>
+              <w:rPr>
+                <w:noProof/>
+                <w:webHidden/>
+              </w:rPr>
+              <w:fldChar w:fldCharType="separate"/>
+            </w:r>
+            <w:r>
+              <w:rPr>
+                <w:noProof/>
+                <w:webHidden/>
+              </w:rPr>
+              <w:t>3</w:t>
+            </w:r>
+            <w:r>
+              <w:rPr>
+                <w:noProof/>
+                <w:webHidden/>
+              </w:rPr>
+              <w:fldChar w:fldCharType="end"/>
+            </w:r>
+          </w:hyperlink>
+        </w:p>
+        <w:p>
+          <w:pPr>
+            <w:pStyle w:val="TM2"/>
+            <w:tabs>
+              <w:tab w:val="right" w:leader="dot" w:pos="9062"/>
+            </w:tabs>
+            <w:rPr>
+              <w:rFonts w:eastAsiaTheme="minorEastAsia"/>
+              <w:noProof/>
+              <w:lang w:eastAsia="fr-FR"/>
+            </w:rPr>
+          </w:pPr>
+          <w:hyperlink w:anchor="_Toc226216770" w:history="1">
+            <w:r>
+              <w:rPr>
+                <w:rStyle w:val="Lienhypertexte"/>
+                <w:noProof/>
+              </w:rPr>
+              <w:t>C. Gestion du module de Rendu</w:t>
+            </w:r>
+            <w:r>
+              <w:rPr>
+                <w:noProof/>
+                <w:webHidden/>
+              </w:rPr>
+              <w:tab/>
+            </w:r>
+            <w:r>
+              <w:rPr>
+                <w:noProof/>
+                <w:webHidden/>
+              </w:rPr>
+              <w:fldChar w:fldCharType="begin"/>
+            </w:r>
+            <w:r>
+              <w:rPr>
+                <w:noProof/>
+                <w:webHidden/>
+              </w:rPr>
+              <w:instrText xml:space="preserve"> PAGEREF _Toc226216770 \h </w:instrText>
+            </w:r>
+            <w:r>
+              <w:rPr>
+                <w:noProof/>
+                <w:webHidden/>
+              </w:rPr>
+            </w:r>
+            <w:r>
+              <w:rPr>
+                <w:noProof/>
+                <w:webHidden/>
+              </w:rPr>
+              <w:fldChar w:fldCharType="separate"/>
+            </w:r>
+            <w:r>
+              <w:rPr>
+                <w:noProof/>
+                <w:webHidden/>
+              </w:rPr>
+              <w:t>4</w:t>
+            </w:r>
+            <w:r>
+              <w:rPr>
+                <w:noProof/>
+                <w:webHidden/>
+              </w:rPr>
+              <w:fldChar w:fldCharType="end"/>
+            </w:r>
+          </w:hyperlink>
+        </w:p>
+        <w:p>
+          <w:pPr>
+            <w:pStyle w:val="TM2"/>
+            <w:tabs>
+              <w:tab w:val="right" w:leader="dot" w:pos="9062"/>
+            </w:tabs>
+            <w:rPr>
+              <w:rFonts w:eastAsiaTheme="minorEastAsia"/>
+              <w:noProof/>
+              <w:lang w:eastAsia="fr-FR"/>
+            </w:rPr>
+          </w:pPr>
+          <w:hyperlink w:anchor="_Toc226216771" w:history="1">
+            <w:r>
+              <w:rPr>
+                <w:rStyle w:val="Lienhypertexte"/>
+                <w:noProof/>
+              </w:rPr>
+              <w:t>D. Implémentation du Lexer et de l'Analyseur</w:t>
+            </w:r>
+            <w:r>
+              <w:rPr>
+                <w:noProof/>
+                <w:webHidden/>
+              </w:rPr>
+              <w:tab/>
+            </w:r>
+            <w:r>
+              <w:rPr>
+                <w:noProof/>
+                <w:webHidden/>
+              </w:rPr>
+              <w:fldChar w:fldCharType="begin"/>
+            </w:r>
+            <w:r>
+              <w:rPr>
+                <w:noProof/>
+                <w:webHidden/>
+              </w:rPr>
+              <w:instrText xml:space="preserve"> PAGEREF _Toc226216771 \h </w:instrText>
+            </w:r>
+            <w:r>
+              <w:rPr>
+                <w:noProof/>
+                <w:webHidden/>
+              </w:rPr>
+            </w:r>
+            <w:r>
+              <w:rPr>
+                <w:noProof/>
+                <w:webHidden/>
+              </w:rPr>
+              <w:fldChar w:fldCharType="separate"/>
+            </w:r>
+            <w:r>
+              <w:rPr>
+                <w:noProof/>
+                <w:webHidden/>
+              </w:rPr>
+              <w:t>4</w:t>
+            </w:r>
+            <w:r>
+              <w:rPr>
+                <w:noProof/>
+                <w:webHidden/>
+              </w:rPr>
+              <w:fldChar w:fldCharType="end"/>
+            </w:r>
+          </w:hyperlink>
+        </w:p>
+        <w:p>
+          <w:pPr>
+            <w:pStyle w:val="TM2"/>
+            <w:tabs>
+              <w:tab w:val="right" w:leader="dot" w:pos="9062"/>
+            </w:tabs>
+            <w:rPr>
+              <w:rFonts w:eastAsiaTheme="minorEastAsia"/>
+              <w:noProof/>
+              <w:lang w:eastAsia="fr-FR"/>
+            </w:rPr>
+          </w:pPr>
+          <w:hyperlink w:anchor="_Toc226216772" w:history="1">
+            <w:r>
+              <w:rPr>
+                <w:rStyle w:val="Lienhypertexte"/>
+                <w:noProof/>
+              </w:rPr>
+              <w:t>E. Choix techniques et justifications</w:t>
+            </w:r>
+            <w:r>
+              <w:rPr>
+                <w:noProof/>
+                <w:webHidden/>
+              </w:rPr>
+              <w:tab/>
+            </w:r>
+            <w:r>
+              <w:rPr>
+                <w:noProof/>
+                <w:webHidden/>
+              </w:rPr>
+              <w:fldChar w:fldCharType="begin"/>
+            </w:r>
+            <w:r>
+              <w:rPr>
+                <w:noProof/>
+                <w:webHidden/>
+              </w:rPr>
+              <w:instrText xml:space="preserve"> PAGEREF _Toc226216772 \h </w:instrText>
+            </w:r>
+            <w:r>
+              <w:rPr>
+                <w:noProof/>
+                <w:webHidden/>
+              </w:rPr>
+            </w:r>
+            <w:r>
+              <w:rPr>
+                <w:noProof/>
+                <w:webHidden/>
+              </w:rPr>
+              <w:fldChar w:fldCharType="separate"/>
+            </w:r>
+            <w:r>
+              <w:rPr>
+                <w:noProof/>
+                <w:webHidden/>
+              </w:rPr>
+              <w:t>5</w:t>
+            </w:r>
+            <w:r>
+              <w:rPr>
+                <w:noProof/>
+                <w:webHidden/>
+              </w:rPr>
+              <w:fldChar w:fldCharType="end"/>
+            </w:r>
+          </w:hyperlink>
+        </w:p>
+        <w:p>
+          <w:pPr>
+            <w:pStyle w:val="TM2"/>
+            <w:tabs>
+              <w:tab w:val="right" w:leader="dot" w:pos="9062"/>
+            </w:tabs>
+            <w:rPr>
+              <w:rFonts w:eastAsiaTheme="minorEastAsia"/>
+              <w:noProof/>
+              <w:lang w:eastAsia="fr-FR"/>
+            </w:rPr>
+          </w:pPr>
+          <w:hyperlink w:anchor="_Toc226216773" w:history="1">
+            <w:r>
+              <w:rPr>
+                <w:rStyle w:val="Lienhypertexte"/>
+                <w:noProof/>
+              </w:rPr>
+              <w:t>F. Limitations et bugs identifiés</w:t>
+            </w:r>
+            <w:r>
+              <w:rPr>
+                <w:noProof/>
+                <w:webHidden/>
+              </w:rPr>
+              <w:tab/>
+            </w:r>
+            <w:r>
+              <w:rPr>
+                <w:noProof/>
+                <w:webHidden/>
+              </w:rPr>
+              <w:fldChar w:fldCharType="begin"/>
+            </w:r>
+            <w:r>
+              <w:rPr>
+                <w:noProof/>
+                <w:webHidden/>
+              </w:rPr>
+              <w:instrText xml:space="preserve"> PAGEREF _Toc226216773 \h </w:instrText>
+            </w:r>
+            <w:r>
+              <w:rPr>
+                <w:noProof/>
+                <w:webHidden/>
+              </w:rPr>
+            </w:r>
+            <w:r>
+              <w:rPr>
+                <w:noProof/>
+                <w:webHidden/>
+              </w:rPr>
+              <w:fldChar w:fldCharType="separate"/>
+            </w:r>
+            <w:r>
+              <w:rPr>
+                <w:noProof/>
+                <w:webHidden/>
+              </w:rPr>
+              <w:t>5</w:t>
+            </w:r>
+            <w:r>
+              <w:rPr>
+                <w:noProof/>
+                <w:webHidden/>
+              </w:rPr>
+              <w:fldChar w:fldCharType="end"/>
+            </w:r>
+          </w:hyperlink>
+        </w:p>
+        <w:p>
+          <w:pPr>
+            <w:pStyle w:val="TM3"/>
+            <w:tabs>
+              <w:tab w:val="left" w:pos="880"/>
+              <w:tab w:val="right" w:leader="dot" w:pos="9062"/>
+            </w:tabs>
+            <w:rPr>
+              <w:noProof/>
+            </w:rPr>
+          </w:pPr>
+          <w:hyperlink w:anchor="_Toc226216774" w:history="1">
+            <w:r>
+              <w:rPr>
+                <w:rStyle w:val="Lienhypertexte"/>
+                <w:rFonts w:cstheme="minorHAnsi"/>
+                <w:noProof/>
+              </w:rPr>
+              <w:t>1.</w:t>
+            </w:r>
+            <w:r>
+              <w:rPr>
+                <w:noProof/>
+              </w:rPr>
+              <w:tab/>
+            </w:r>
+            <w:r>
+              <w:rPr>
+                <w:rStyle w:val="Lienhypertexte"/>
+                <w:noProof/>
+              </w:rPr>
+              <w:t>Gestion des mots longs</w:t>
+            </w:r>
+            <w:r>
+              <w:rPr>
+                <w:noProof/>
+                <w:webHidden/>
+              </w:rPr>
+              <w:tab/>
+            </w:r>
+            <w:r>
+              <w:rPr>
+                <w:noProof/>
+                <w:webHidden/>
+              </w:rPr>
+              <w:fldChar w:fldCharType="begin"/>
+            </w:r>
+            <w:r>
+              <w:rPr>
+                <w:noProof/>
+                <w:webHidden/>
+              </w:rPr>
+              <w:instrText xml:space="preserve"> PAGEREF _Toc226216774 \h </w:instrText>
+            </w:r>
+            <w:r>
+              <w:rPr>
+                <w:noProof/>
+                <w:webHidden/>
+              </w:rPr>
+            </w:r>
+            <w:r>
+              <w:rPr>
+                <w:noProof/>
+                <w:webHidden/>
+              </w:rPr>
+              <w:fldChar w:fldCharType="separate"/>
+            </w:r>
+            <w:r>
+              <w:rPr>
+                <w:noProof/>
+                <w:webHidden/>
+              </w:rPr>
+              <w:t>5</w:t>
+            </w:r>
+            <w:r>
+              <w:rPr>
+                <w:noProof/>
+                <w:webHidden/>
+              </w:rPr>
+              <w:fldChar w:fldCharType="end"/>
+            </w:r>
+          </w:hyperlink>
+        </w:p>
+        <w:p>
+          <w:pPr>
+            <w:pStyle w:val="TM3"/>
+            <w:tabs>
+              <w:tab w:val="left" w:pos="880"/>
+              <w:tab w:val="right" w:leader="dot" w:pos="9062"/>
+            </w:tabs>
+            <w:rPr>
+              <w:noProof/>
+            </w:rPr>
+          </w:pPr>
+          <w:hyperlink w:anchor="_Toc226216775" w:history="1">
+            <w:r>
+              <w:rPr>
+                <w:rStyle w:val="Lienhypertexte"/>
+                <w:rFonts w:cstheme="minorHAnsi"/>
+                <w:noProof/>
+              </w:rPr>
+              <w:t>2.</w:t>
+            </w:r>
+            <w:r>
+              <w:rPr>
+                <w:noProof/>
+              </w:rPr>
+              <w:tab/>
+            </w:r>
+            <w:r>
+              <w:rPr>
+                <w:rStyle w:val="Lienhypertexte"/>
+                <w:noProof/>
+              </w:rPr>
+              <w:t>Problème de lecture des phrases</w:t>
+            </w:r>
+            <w:r>
+              <w:rPr>
+                <w:noProof/>
+                <w:webHidden/>
+              </w:rPr>
+              <w:tab/>
+            </w:r>
+            <w:r>
+              <w:rPr>
+                <w:noProof/>
+                <w:webHidden/>
+              </w:rPr>
+              <w:fldChar w:fldCharType="begin"/>
+            </w:r>
+            <w:r>
+              <w:rPr>
+                <w:noProof/>
+                <w:webHidden/>
+              </w:rPr>
+              <w:instrText xml:space="preserve"> PAGEREF _Toc226216775 \h </w:instrText>
+            </w:r>
+            <w:r>
+              <w:rPr>
+                <w:noProof/>
+                <w:webHidden/>
+              </w:rPr>
+            </w:r>
+            <w:r>
+              <w:rPr>
+                <w:noProof/>
+                <w:webHidden/>
+              </w:rPr>
+              <w:fldChar w:fldCharType="separate"/>
+            </w:r>
+            <w:r>
+              <w:rPr>
+                <w:noProof/>
+                <w:webHidden/>
+              </w:rPr>
+              <w:t>5</w:t>
+            </w:r>
+            <w:r>
+              <w:rPr>
+                <w:noProof/>
+                <w:webHidden/>
+              </w:rPr>
+              <w:fldChar w:fldCharType="end"/>
+            </w:r>
+          </w:hyperlink>
+        </w:p>
+        <w:p>
+          <w:pPr>
+            <w:pStyle w:val="TM3"/>
+            <w:tabs>
+              <w:tab w:val="left" w:pos="880"/>
+              <w:tab w:val="right" w:leader="dot" w:pos="9062"/>
+            </w:tabs>
+            <w:rPr>
+              <w:noProof/>
+            </w:rPr>
+          </w:pPr>
+          <w:hyperlink w:anchor="_Toc226216776" w:history="1">
+            <w:r>
+              <w:rPr>
+                <w:rStyle w:val="Lienhypertexte"/>
+                <w:rFonts w:cstheme="minorHAnsi"/>
+                <w:noProof/>
+              </w:rPr>
+              <w:t>3.</w:t>
+            </w:r>
+            <w:r>
+              <w:rPr>
+                <w:noProof/>
+              </w:rPr>
+              <w:tab/>
+            </w:r>
+            <w:r>
+              <w:rPr>
+                <w:rStyle w:val="Lienhypertexte"/>
+                <w:noProof/>
+              </w:rPr>
+              <w:t>Support de l'encodage UTF-8 (Caractères accentués)</w:t>
+            </w:r>
+            <w:r>
+              <w:rPr>
+                <w:noProof/>
+                <w:webHidden/>
+              </w:rPr>
+              <w:tab/>
+            </w:r>
+            <w:r>
+              <w:rPr>
+                <w:noProof/>
+                <w:webHidden/>
+              </w:rPr>
+              <w:fldChar w:fldCharType="begin"/>
+            </w:r>
+            <w:r>
+              <w:rPr>
+                <w:noProof/>
+                <w:webHidden/>
+              </w:rPr>
+              <w:instrText xml:space="preserve"> PAGEREF _Toc226216776 \h </w:instrText>
+            </w:r>
+            <w:r>
+              <w:rPr>
+                <w:noProof/>
+                <w:webHidden/>
+              </w:rPr>
+            </w:r>
+            <w:r>
+              <w:rPr>
+                <w:noProof/>
+                <w:webHidden/>
+              </w:rPr>
+              <w:fldChar w:fldCharType="separate"/>
+            </w:r>
+            <w:r>
+              <w:rPr>
+                <w:noProof/>
+                <w:webHidden/>
+              </w:rPr>
+              <w:t>5</w:t>
+            </w:r>
+            <w:r>
+              <w:rPr>
+                <w:noProof/>
+                <w:webHidden/>
+              </w:rPr>
+              <w:fldChar w:fldCharType="end"/>
+            </w:r>
+          </w:hyperlink>
+        </w:p>
+        <w:p>
+          <w:pPr>
+            <w:pStyle w:val="TM3"/>
+            <w:tabs>
+              <w:tab w:val="left" w:pos="880"/>
+              <w:tab w:val="right" w:leader="dot" w:pos="9062"/>
+            </w:tabs>
+            <w:rPr>
+              <w:noProof/>
+            </w:rPr>
+          </w:pPr>
+          <w:hyperlink w:anchor="_Toc226216777" w:history="1">
+            <w:r>
+              <w:rPr>
+                <w:rStyle w:val="Lienhypertexte"/>
+                <w:rFonts w:cstheme="minorHAnsi"/>
+                <w:noProof/>
+              </w:rPr>
+              <w:t>4.</w:t>
+            </w:r>
+            <w:r>
+              <w:rPr>
+                <w:noProof/>
+              </w:rPr>
+              <w:tab/>
+            </w:r>
+            <w:r>
+              <w:rPr>
+                <w:rStyle w:val="Lienhypertexte"/>
+                <w:noProof/>
+              </w:rPr>
+              <w:t>Ajustement du formatage récursif des titres</w:t>
+            </w:r>
+            <w:r>
+              <w:rPr>
+                <w:noProof/>
+                <w:webHidden/>
+              </w:rPr>
+              <w:tab/>
+            </w:r>
+            <w:r>
+              <w:rPr>
+                <w:noProof/>
+                <w:webHidden/>
+              </w:rPr>
+              <w:fldChar w:fldCharType="begin"/>
+            </w:r>
+            <w:r>
+              <w:rPr>
+                <w:noProof/>
+                <w:webHidden/>
+              </w:rPr>
+              <w:instrText xml:space="preserve"> PAGEREF _Toc226216777 \h </w:instrText>
+            </w:r>
+            <w:r>
+              <w:rPr>
+                <w:noProof/>
+                <w:webHidden/>
+              </w:rPr>
+            </w:r>
+            <w:r>
+              <w:rPr>
+                <w:noProof/>
+                <w:webHidden/>
+              </w:rPr>
+              <w:fldChar w:fldCharType="separate"/>
+            </w:r>
+            <w:r>
+              <w:rPr>
+                <w:noProof/>
+                <w:webHidden/>
+              </w:rPr>
+              <w:t>6</w:t>
+            </w:r>
+            <w:r>
+              <w:rPr>
+                <w:noProof/>
+                <w:webHidden/>
+              </w:rPr>
+              <w:fldChar w:fldCharType="end"/>
+            </w:r>
+          </w:hyperlink>
+        </w:p>
+        <w:p>
+          <w:pPr>
+            <w:pStyle w:val="TM3"/>
+            <w:tabs>
+              <w:tab w:val="left" w:pos="880"/>
+              <w:tab w:val="right" w:leader="dot" w:pos="9062"/>
+            </w:tabs>
+            <w:rPr>
+              <w:noProof/>
+            </w:rPr>
+          </w:pPr>
+          <w:hyperlink w:anchor="_Toc226216778" w:history="1">
+            <w:r>
+              <w:rPr>
+                <w:rStyle w:val="Lienhypertexte"/>
+                <w:rFonts w:cstheme="minorHAnsi"/>
+                <w:noProof/>
+              </w:rPr>
+              <w:t>5.</w:t>
+            </w:r>
+            <w:r>
+              <w:rPr>
+                <w:noProof/>
+              </w:rPr>
+              <w:tab/>
+            </w:r>
+            <w:r>
+              <w:rPr>
+                <w:rStyle w:val="Lienhypertexte"/>
+                <w:noProof/>
+              </w:rPr>
+              <w:t>Manque de message lors d’un manque de place :</w:t>
+            </w:r>
+            <w:r>
+              <w:rPr>
+                <w:noProof/>
+                <w:webHidden/>
+              </w:rPr>
+              <w:tab/>
+            </w:r>
+            <w:r>
+              <w:rPr>
+                <w:noProof/>
+                <w:webHidden/>
+              </w:rPr>
+              <w:fldChar w:fldCharType="begin"/>
+            </w:r>
+            <w:r>
+              <w:rPr>
+                <w:noProof/>
+                <w:webHidden/>
+              </w:rPr>
+              <w:instrText xml:space="preserve"> PAGEREF _Toc226216778 \h </w:instrText>
+            </w:r>
+            <w:r>
+              <w:rPr>
+                <w:noProof/>
+                <w:webHidden/>
+              </w:rPr>
+            </w:r>
+            <w:r>
+              <w:rPr>
+                <w:noProof/>
+                <w:webHidden/>
+              </w:rPr>
+              <w:fldChar w:fldCharType="separate"/>
+            </w:r>
+            <w:r>
+              <w:rPr>
+                <w:noProof/>
+                <w:webHidden/>
+              </w:rPr>
+              <w:t>6</w:t>
+            </w:r>
+            <w:r>
+              <w:rPr>
+                <w:noProof/>
+                <w:webHidden/>
+              </w:rPr>
+              <w:fldChar w:fldCharType="end"/>
+            </w:r>
+          </w:hyperlink>
+        </w:p>
+        <w:p>
+          <w:pPr>
+            <w:pStyle w:val="TM1"/>
+            <w:tabs>
+              <w:tab w:val="right" w:leader="dot" w:pos="9062"/>
+            </w:tabs>
+            <w:rPr>
+              <w:rFonts w:eastAsiaTheme="minorEastAsia"/>
+              <w:noProof/>
+              <w:lang w:eastAsia="fr-FR"/>
+            </w:rPr>
+          </w:pPr>
+          <w:hyperlink w:anchor="_Toc226216779" w:history="1">
+            <w:r>
+              <w:rPr>
+                <w:rStyle w:val="Lienhypertexte"/>
+                <w:noProof/>
+              </w:rPr>
+              <w:t>III. Conclusion</w:t>
+            </w:r>
+            <w:r>
+              <w:rPr>
+                <w:noProof/>
+                <w:webHidden/>
+              </w:rPr>
+              <w:tab/>
+            </w:r>
+            <w:r>
+              <w:rPr>
+                <w:noProof/>
+                <w:webHidden/>
+              </w:rPr>
+              <w:fldChar w:fldCharType="begin"/>
+            </w:r>
+            <w:r>
+              <w:rPr>
+                <w:noProof/>
+                <w:webHidden/>
+              </w:rPr>
+              <w:instrText xml:space="preserve"> PAGEREF _Toc226216779 \h </w:instrText>
+            </w:r>
+            <w:r>
+              <w:rPr>
+                <w:noProof/>
+                <w:webHidden/>
+              </w:rPr>
+            </w:r>
+            <w:r>
+              <w:rPr>
+                <w:noProof/>
+                <w:webHidden/>
+              </w:rPr>
+              <w:fldChar w:fldCharType="separate"/>
+            </w:r>
+            <w:r>
+              <w:rPr>
+                <w:noProof/>
+                <w:webHidden/>
+              </w:rPr>
+              <w:t>6</w:t>
+            </w:r>
+            <w:r>
+              <w:rPr>
+                <w:noProof/>
+                <w:webHidden/>
+              </w:rPr>
+              <w:fldChar w:fldCharType="end"/>
+            </w:r>
+          </w:hyperlink>
+        </w:p>
+        <w:p>
+          <w:pPr>
+            <w:pStyle w:val="TM2"/>
+            <w:tabs>
+              <w:tab w:val="right" w:leader="dot" w:pos="9062"/>
+            </w:tabs>
+            <w:rPr>
+              <w:rFonts w:eastAsiaTheme="minorEastAsia"/>
+              <w:noProof/>
+              <w:lang w:eastAsia="fr-FR"/>
+            </w:rPr>
+          </w:pPr>
+          <w:hyperlink w:anchor="_Toc226216780" w:history="1">
+            <w:r>
+              <w:rPr>
+                <w:rStyle w:val="Lienhypertexte"/>
+                <w:noProof/>
+              </w:rPr>
+              <w:t>A. Bilan du projet</w:t>
+            </w:r>
+            <w:r>
+              <w:rPr>
+                <w:noProof/>
+                <w:webHidden/>
+              </w:rPr>
+              <w:tab/>
+            </w:r>
+            <w:r>
+              <w:rPr>
+                <w:noProof/>
+                <w:webHidden/>
+              </w:rPr>
+              <w:fldChar w:fldCharType="begin"/>
+            </w:r>
+            <w:r>
+              <w:rPr>
+                <w:noProof/>
+                <w:webHidden/>
+              </w:rPr>
+              <w:instrText xml:space="preserve"> PAGEREF _Toc226216780 \h </w:instrText>
+            </w:r>
+            <w:r>
+              <w:rPr>
+                <w:noProof/>
+                <w:webHidden/>
+              </w:rPr>
+            </w:r>
+            <w:r>
+              <w:rPr>
+                <w:noProof/>
+                <w:webHidden/>
+              </w:rPr>
+              <w:fldChar w:fldCharType="separate"/>
+            </w:r>
+            <w:r>
+              <w:rPr>
+                <w:noProof/>
+                <w:webHidden/>
+              </w:rPr>
+              <w:t>6</w:t>
+            </w:r>
+            <w:r>
+              <w:rPr>
+                <w:noProof/>
+                <w:webHidden/>
+              </w:rPr>
+              <w:fldChar w:fldCharType="end"/>
+            </w:r>
+          </w:hyperlink>
+        </w:p>
+        <w:p>
+          <w:pPr>
+            <w:pStyle w:val="TM3"/>
+            <w:tabs>
+              <w:tab w:val="right" w:leader="dot" w:pos="9062"/>
+            </w:tabs>
+            <w:rPr>
+              <w:noProof/>
+            </w:rPr>
+          </w:pPr>
+          <w:hyperlink w:anchor="_Toc226216781" w:history="1">
+            <w:r>
+              <w:rPr>
+                <w:rStyle w:val="Lienhypertexte"/>
+                <w:noProof/>
+              </w:rPr>
+              <w:t>1. Différences entre attentes et réalisations</w:t>
+            </w:r>
+            <w:r>
+              <w:rPr>
+                <w:noProof/>
+                <w:webHidden/>
+              </w:rPr>
+              <w:tab/>
+            </w:r>
+            <w:r>
+              <w:rPr>
+                <w:noProof/>
+                <w:webHidden/>
+              </w:rPr>
+              <w:fldChar w:fldCharType="begin"/>
+            </w:r>
+            <w:r>
+              <w:rPr>
+                <w:noProof/>
+                <w:webHidden/>
+              </w:rPr>
+              <w:instrText xml:space="preserve"> PAGEREF _Toc226216781 \h </w:instrText>
+            </w:r>
+            <w:r>
+              <w:rPr>
+                <w:noProof/>
+                <w:webHidden/>
+              </w:rPr>
+            </w:r>
+            <w:r>
+              <w:rPr>
+                <w:noProof/>
+                <w:webHidden/>
+              </w:rPr>
+              <w:fldChar w:fldCharType="separate"/>
+            </w:r>
+            <w:r>
+              <w:rPr>
+                <w:noProof/>
+                <w:webHidden/>
+              </w:rPr>
+              <w:t>6</w:t>
+            </w:r>
+            <w:r>
+              <w:rPr>
+                <w:noProof/>
+                <w:webHidden/>
+              </w:rPr>
+              <w:fldChar w:fldCharType="end"/>
+            </w:r>
+          </w:hyperlink>
+        </w:p>
+        <w:p>
+          <w:pPr>
+            <w:pStyle w:val="TM3"/>
+            <w:tabs>
+              <w:tab w:val="right" w:leader="dot" w:pos="9062"/>
+            </w:tabs>
+            <w:rPr>
+              <w:noProof/>
+            </w:rPr>
+          </w:pPr>
+          <w:hyperlink w:anchor="_Toc226216782" w:history="1">
+            <w:r>
+              <w:rPr>
+                <w:rStyle w:val="Lienhypertexte"/>
+                <w:noProof/>
+              </w:rPr>
+              <w:t>2. Solutions pour les points non atteints</w:t>
+            </w:r>
+            <w:r>
+              <w:rPr>
+                <w:noProof/>
+                <w:webHidden/>
+              </w:rPr>
+              <w:tab/>
+            </w:r>
+            <w:r>
+              <w:rPr>
+                <w:noProof/>
+                <w:webHidden/>
+              </w:rPr>
+              <w:fldChar w:fldCharType="begin"/>
+            </w:r>
+            <w:r>
+              <w:rPr>
+                <w:noProof/>
+                <w:webHidden/>
+              </w:rPr>
+              <w:instrText xml:space="preserve"> PAGEREF _Toc226216782 \h </w:instrText>
+            </w:r>
+            <w:r>
+              <w:rPr>
+                <w:noProof/>
+                <w:webHidden/>
+              </w:rPr>
+            </w:r>
+            <w:r>
+              <w:rPr>
+                <w:noProof/>
+                <w:webHidden/>
+              </w:rPr>
+              <w:fldChar w:fldCharType="separate"/>
+            </w:r>
+            <w:r>
+              <w:rPr>
+                <w:noProof/>
+                <w:webHidden/>
+              </w:rPr>
+              <w:t>7</w:t>
+            </w:r>
+            <w:r>
+              <w:rPr>
+                <w:noProof/>
+                <w:webHidden/>
+              </w:rPr>
+              <w:fldChar w:fldCharType="end"/>
+            </w:r>
+          </w:hyperlink>
+        </w:p>
+        <w:p>
+          <w:pPr>
+            <w:pStyle w:val="TM2"/>
+            <w:tabs>
+              <w:tab w:val="right" w:leader="dot" w:pos="9062"/>
+            </w:tabs>
+            <w:rPr>
+              <w:rFonts w:eastAsiaTheme="minorEastAsia"/>
+              <w:noProof/>
+              <w:lang w:eastAsia="fr-FR"/>
+            </w:rPr>
+          </w:pPr>
+          <w:hyperlink w:anchor="_Toc226216783" w:history="1">
+            <w:r>
+              <w:rPr>
+                <w:rStyle w:val="Lienhypertexte"/>
+                <w:noProof/>
+              </w:rPr>
+              <w:t>B. Au-delà du cadre du projet</w:t>
+            </w:r>
+            <w:r>
+              <w:rPr>
+                <w:noProof/>
+                <w:webHidden/>
+              </w:rPr>
+              <w:tab/>
+            </w:r>
+            <w:r>
+              <w:rPr>
+                <w:noProof/>
+                <w:webHidden/>
+              </w:rPr>
+              <w:fldChar w:fldCharType="begin"/>
+            </w:r>
+            <w:r>
+              <w:rPr>
+                <w:noProof/>
+                <w:webHidden/>
+              </w:rPr>
+              <w:instrText xml:space="preserve"> PAGEREF _Toc226216783 \h </w:instrText>
+            </w:r>
+            <w:r>
+              <w:rPr>
+                <w:noProof/>
+                <w:webHidden/>
+              </w:rPr>
+            </w:r>
+            <w:r>
+              <w:rPr>
+                <w:noProof/>
+                <w:webHidden/>
+              </w:rPr>
+              <w:fldChar w:fldCharType="separate"/>
+            </w:r>
+            <w:r>
+              <w:rPr>
+                <w:noProof/>
+                <w:webHidden/>
+              </w:rPr>
+              <w:t>7</w:t>
+            </w:r>
+            <w:r>
+              <w:rPr>
+                <w:noProof/>
+                <w:webHidden/>
+              </w:rPr>
+              <w:fldChar w:fldCharType="end"/>
+            </w:r>
+          </w:hyperlink>
+        </w:p>
+        <w:p>
+          <w:pPr>
+            <w:pStyle w:val="TM3"/>
+            <w:tabs>
+              <w:tab w:val="right" w:leader="dot" w:pos="9062"/>
+            </w:tabs>
+            <w:rPr>
+              <w:noProof/>
+            </w:rPr>
+          </w:pPr>
+          <w:hyperlink w:anchor="_Toc226216784" w:history="1">
+            <w:r>
+              <w:rPr>
+                <w:rStyle w:val="Lienhypertexte"/>
+                <w:noProof/>
+              </w:rPr>
+              <w:t>1. Gain d'expérience de l'équipe</w:t>
+            </w:r>
+            <w:r>
+              <w:rPr>
+                <w:noProof/>
+                <w:webHidden/>
+              </w:rPr>
+              <w:tab/>
+            </w:r>
+            <w:r>
+              <w:rPr>
+                <w:noProof/>
+                <w:webHidden/>
+              </w:rPr>
+              <w:fldChar w:fldCharType="begin"/>
+            </w:r>
+            <w:r>
+              <w:rPr>
+                <w:noProof/>
+                <w:webHidden/>
+              </w:rPr>
+              <w:instrText xml:space="preserve"> PAGEREF _Toc226216784 \h </w:instrText>
+            </w:r>
+            <w:r>
+              <w:rPr>
+                <w:noProof/>
+                <w:webHidden/>
+              </w:rPr>
+            </w:r>
+            <w:r>
+              <w:rPr>
+                <w:noProof/>
+                <w:webHidden/>
+              </w:rPr>
+              <w:fldChar w:fldCharType="separate"/>
+            </w:r>
+            <w:r>
+              <w:rPr>
+                <w:noProof/>
+                <w:webHidden/>
+              </w:rPr>
+              <w:t>7</w:t>
+            </w:r>
+            <w:r>
+              <w:rPr>
+                <w:noProof/>
+                <w:webHidden/>
+              </w:rPr>
+              <w:fldChar w:fldCharType="end"/>
+            </w:r>
+          </w:hyperlink>
+        </w:p>
+        <w:p>
+          <w:pPr>
+            <w:pStyle w:val="TM3"/>
+            <w:tabs>
+              <w:tab w:val="right" w:leader="dot" w:pos="9062"/>
+            </w:tabs>
+            <w:rPr>
+              <w:noProof/>
+            </w:rPr>
+          </w:pPr>
+          <w:hyperlink w:anchor="_Toc226216785" w:history="1">
+            <w:r>
+              <w:rPr>
+                <w:rStyle w:val="Lienhypertexte"/>
+                <w:noProof/>
+              </w:rPr>
+              <w:t>2. Application à de nouveaux contextes</w:t>
+            </w:r>
+            <w:r>
+              <w:rPr>
+                <w:noProof/>
+                <w:webHidden/>
+              </w:rPr>
+              <w:tab/>
+            </w:r>
+            <w:r>
+              <w:rPr>
+                <w:noProof/>
+                <w:webHidden/>
+              </w:rPr>
+              <w:fldChar w:fldCharType="begin"/>
+            </w:r>
+            <w:r>
+              <w:rPr>
+                <w:noProof/>
+                <w:webHidden/>
+              </w:rPr>
+              <w:instrText xml:space="preserve"> PAGEREF _Toc226216785 \h </w:instrText>
+            </w:r>
+            <w:r>
+              <w:rPr>
+                <w:noProof/>
+                <w:webHidden/>
+              </w:rPr>
+            </w:r>
+            <w:r>
+              <w:rPr>
+                <w:noProof/>
+                <w:webHidden/>
+              </w:rPr>
+              <w:fldChar w:fldCharType="separate"/>
+            </w:r>
+            <w:r>
+              <w:rPr>
+                <w:noProof/>
+                <w:webHidden/>
+              </w:rPr>
+              <w:t>7</w:t>
+            </w:r>
+            <w:r>
+              <w:rPr>
+                <w:noProof/>
+                <w:webHidden/>
+              </w:rPr>
+              <w:fldChar w:fldCharType="end"/>
+            </w:r>
+          </w:hyperlink>
+        </w:p>
+        <w:p>
+          <w:pPr>
+            <w:pStyle w:val="TM3"/>
+            <w:tabs>
+              <w:tab w:val="right" w:leader="dot" w:pos="9062"/>
+            </w:tabs>
+            <w:rPr>
+              <w:noProof/>
+            </w:rPr>
+          </w:pPr>
+          <w:hyperlink w:anchor="_Toc226216786" w:history="1">
+            <w:r>
+              <w:rPr>
+                <w:rStyle w:val="Lienhypertexte"/>
+                <w:noProof/>
+              </w:rPr>
+              <w:t>3. Suite à donner au projet</w:t>
+            </w:r>
+            <w:r>
+              <w:rPr>
+                <w:noProof/>
+                <w:webHidden/>
+              </w:rPr>
+              <w:tab/>
+            </w:r>
+            <w:r>
+              <w:rPr>
+                <w:noProof/>
+                <w:webHidden/>
+              </w:rPr>
+              <w:fldChar w:fldCharType="begin"/>
+            </w:r>
+            <w:r>
+              <w:rPr>
+                <w:noProof/>
+                <w:webHidden/>
+              </w:rPr>
+              <w:instrText xml:space="preserve"> PAGEREF _Toc226216786 \h </w:instrText>
+            </w:r>
+            <w:r>
+              <w:rPr>
+                <w:noProof/>
+                <w:webHidden/>
+              </w:rPr>
+            </w:r>
+            <w:r>
+              <w:rPr>
+                <w:noProof/>
+                <w:webHidden/>
+              </w:rPr>
+              <w:fldChar w:fldCharType="separate"/>
+            </w:r>
+            <w:r>
+              <w:rPr>
+                <w:noProof/>
+                <w:webHidden/>
+              </w:rPr>
+              <w:t>8</w:t>
+            </w:r>
+            <w:r>
+              <w:rPr>
+                <w:noProof/>
+                <w:webHidden/>
+              </w:rPr>
+              <w:fldChar w:fldCharType="end"/>
+            </w:r>
+          </w:hyperlink>
+        </w:p>
+        <w:p>
+          <w:r>
+            <w:rPr>
+              <w:b/>
+              <w:bCs/>
+            </w:rPr>
+            <w:fldChar w:fldCharType="end"/>
+          </w:r>
+        </w:p>
+      </w:sdtContent>
+    </w:sdt>
+    <w:p>
+      <w:pPr>
+        <w:rPr>
+          <w:rFonts w:cstheme="minorHAnsi"/>
+          <w:sz w:val="32"/>
+          <w:szCs w:val="32"/>
+        </w:rPr>
+      </w:pPr>
+    </w:p>
+    <w:p>
+      <w:pPr>
+        <w:rPr>
+          <w:rFonts w:cstheme="minorHAnsi"/>
+          <w:sz w:val="32"/>
+          <w:szCs w:val="32"/>
+        </w:rPr>
+      </w:pPr>
+      <w:r>
+        <w:rPr>
+          <w:rFonts w:cstheme="minorHAnsi"/>
+          <w:sz w:val="32"/>
+          <w:szCs w:val="32"/>
+        </w:rPr>
+        <w:br w:type="page"/>
+      </w:r>
+    </w:p>
+    <w:p>
+      <w:pPr>
+        <w:rPr>
+          <w:rFonts w:cstheme="minorHAnsi"/>
+          <w:sz w:val="32"/>
+          <w:szCs w:val="32"/>
+        </w:rPr>
+      </w:pPr>
+    </w:p>
+    <w:p>
+      <w:pPr>
+        <w:pStyle w:val="Titre1"/>
+      </w:pPr>
+      <w:bookmarkStart w:id="0" w:name="_Toc226216760"/>
+      <w:r>
+        <w:t>I. Introduction</w:t>
+      </w:r>
+      <w:bookmarkEnd w:id="0"/>
+    </w:p>
+    <w:p>
+      <w:pPr>
+        <w:pStyle w:val="Titre2"/>
+      </w:pPr>
+      <w:bookmarkStart w:id="1" w:name="_Toc226216761"/>
+      <w:r>
+        <w:t>A. Le problème</w:t>
+      </w:r>
+      <w:bookmarkEnd w:id="1"/>
+    </w:p>
+    <w:p>
+      <w:pPr>
+        <w:rPr>
+          <w:rFonts w:cstheme="minorHAnsi"/>
+        </w:rPr>
+      </w:pPr>
+      <w:r>
+        <w:rPr>
+          <w:rFonts w:cstheme="minorHAnsi"/>
+        </w:rPr>
+        <w:t xml:space="preserve">L'objectif de ce projet est de développer un outil capable de lire un fichier au format </w:t>
+      </w:r>
+      <w:proofErr w:type="spellStart"/>
       <w:r>
         <w:rPr>
           <w:rFonts w:cstheme="minorHAnsi"/>
           <w:b/>
           <w:bCs/>
         </w:rPr>
-        <w:lastRenderedPageBreak/>
-        <w:t>I. Introduction</w:t>
-      </w:r>
-    </w:p>
-    <w:p>
-      <w:pPr>
-        <w:rPr>
-          <w:rFonts w:cstheme="minorHAnsi"/>
-          <w:b/>
-          <w:bCs/>
-        </w:rPr>
-      </w:pPr>
-      <w:r>
-        <w:rPr>
-          <w:rFonts w:cstheme="minorHAnsi"/>
-          <w:b/>
-          <w:bCs/>
-        </w:rPr>
-        <w:t>A. Le problème</w:t>
-      </w:r>
-    </w:p>
-    <w:p>
-      <w:pPr>
-        <w:rPr>
-          <w:rFonts w:cstheme="minorHAnsi"/>
-        </w:rPr>
-      </w:pPr>
-      <w:r>
-        <w:rPr>
-          <w:rFonts w:cstheme="minorHAnsi"/>
-        </w:rPr>
-        <w:t xml:space="preserve">L'objectif de ce projet est de développer un outil capable de lire un fichier au format </w:t>
-      </w:r>
-      <w:proofErr w:type="spellStart"/>
-      <w:r>
-        <w:rPr>
-          <w:rFonts w:cstheme="minorHAnsi"/>
-          <w:b/>
-          <w:bCs/>
-        </w:rPr>
         <w:t>NanoML</w:t>
       </w:r>
       <w:proofErr w:type="spellEnd"/>
@@ -268,37 +2275,23 @@
     </w:p>
     <w:p>
       <w:pPr>
-        <w:rPr>
-          <w:rFonts w:cstheme="minorHAnsi"/>
-          <w:b/>
-          <w:bCs/>
-        </w:rPr>
-      </w:pPr>
-      <w:r>
-        <w:rPr>
-          <w:rFonts w:cstheme="minorHAnsi"/>
-          <w:b/>
-          <w:bCs/>
-        </w:rPr>
+        <w:pStyle w:val="Titre2"/>
+      </w:pPr>
+      <w:bookmarkStart w:id="2" w:name="_Toc226216762"/>
+      <w:r>
         <w:t>B. Les impératifs et contraintes</w:t>
       </w:r>
-    </w:p>
-    <w:p>
-      <w:pPr>
-        <w:rPr>
-          <w:rFonts w:cstheme="minorHAnsi"/>
-          <w:b/>
-          <w:bCs/>
-        </w:rPr>
-      </w:pPr>
-      <w:r>
-        <w:rPr>
-          <w:rFonts w:cstheme="minorHAnsi"/>
-          <w:b/>
-          <w:bCs/>
-        </w:rPr>
+      <w:bookmarkEnd w:id="2"/>
+    </w:p>
+    <w:p>
+      <w:pPr>
+        <w:pStyle w:val="Titre3"/>
+      </w:pPr>
+      <w:bookmarkStart w:id="3" w:name="_Toc226216763"/>
+      <w:r>
         <w:t>1. Contraintes techniques</w:t>
       </w:r>
+      <w:bookmarkEnd w:id="3"/>
     </w:p>
     <w:p>
       <w:pPr>
@@ -455,20 +2448,13 @@
     </w:p>
     <w:p>
       <w:pPr>
-        <w:rPr>
-          <w:rFonts w:cstheme="minorHAnsi"/>
-          <w:b/>
-          <w:bCs/>
-        </w:rPr>
-      </w:pPr>
-      <w:r>
-        <w:rPr>
-          <w:rFonts w:cstheme="minorHAnsi"/>
-          <w:b/>
-          <w:bCs/>
-        </w:rPr>
+        <w:pStyle w:val="Titre3"/>
+      </w:pPr>
+      <w:bookmarkStart w:id="4" w:name="_Toc226216764"/>
+      <w:r>
         <w:t>2. L'équipe</w:t>
       </w:r>
+      <w:bookmarkEnd w:id="4"/>
     </w:p>
     <w:p>
       <w:pPr>
@@ -485,20 +2471,13 @@
     </w:p>
     <w:p>
       <w:pPr>
-        <w:rPr>
-          <w:rFonts w:cstheme="minorHAnsi"/>
-          <w:b/>
-          <w:bCs/>
-        </w:rPr>
-      </w:pPr>
-      <w:r>
-        <w:rPr>
-          <w:rFonts w:cstheme="minorHAnsi"/>
-          <w:b/>
-          <w:bCs/>
-        </w:rPr>
+        <w:pStyle w:val="Titre3"/>
+      </w:pPr>
+      <w:bookmarkStart w:id="5" w:name="_Toc226216765"/>
+      <w:r>
         <w:t>3. Le mode de travail</w:t>
       </w:r>
+      <w:bookmarkEnd w:id="5"/>
     </w:p>
     <w:p>
       <w:pPr>
@@ -527,20 +2506,13 @@
     </w:p>
     <w:p>
       <w:pPr>
-        <w:rPr>
-          <w:rFonts w:cstheme="minorHAnsi"/>
-          <w:b/>
-          <w:bCs/>
-        </w:rPr>
-      </w:pPr>
-      <w:r>
-        <w:rPr>
-          <w:rFonts w:cstheme="minorHAnsi"/>
-          <w:b/>
-          <w:bCs/>
-        </w:rPr>
+        <w:pStyle w:val="Titre2"/>
+      </w:pPr>
+      <w:bookmarkStart w:id="6" w:name="_Toc226216766"/>
+      <w:r>
         <w:t>C. Présentation du plan du rapport</w:t>
       </w:r>
+      <w:bookmarkEnd w:id="6"/>
     </w:p>
     <w:p>
       <w:pPr>
@@ -578,37 +2550,23 @@
     </w:p>
     <w:p>
       <w:pPr>
-        <w:rPr>
-          <w:rFonts w:cstheme="minorHAnsi"/>
-          <w:b/>
-          <w:bCs/>
-        </w:rPr>
-      </w:pPr>
-      <w:r>
-        <w:rPr>
-          <w:rFonts w:cstheme="minorHAnsi"/>
-          <w:b/>
-          <w:bCs/>
-        </w:rPr>
+        <w:pStyle w:val="Titre1"/>
+      </w:pPr>
+      <w:bookmarkStart w:id="7" w:name="_Toc226216767"/>
+      <w:r>
         <w:t>II. Développement</w:t>
       </w:r>
-    </w:p>
-    <w:p>
-      <w:pPr>
-        <w:rPr>
-          <w:rFonts w:cstheme="minorHAnsi"/>
-          <w:b/>
-          <w:bCs/>
-        </w:rPr>
-      </w:pPr>
-      <w:r>
-        <w:rPr>
-          <w:rFonts w:cstheme="minorHAnsi"/>
-          <w:b/>
-          <w:bCs/>
-        </w:rPr>
+      <w:bookmarkEnd w:id="7"/>
+    </w:p>
+    <w:p>
+      <w:pPr>
+        <w:pStyle w:val="Titre2"/>
+      </w:pPr>
+      <w:bookmarkStart w:id="8" w:name="_Toc226216768"/>
+      <w:r>
         <w:t>A. Compréhension du sujet et organisation initiale</w:t>
       </w:r>
+      <w:bookmarkEnd w:id="8"/>
     </w:p>
     <w:p>
       <w:pPr>
@@ -653,20 +2611,14 @@
     </w:p>
     <w:p>
       <w:pPr>
-        <w:rPr>
-          <w:rFonts w:cstheme="minorHAnsi"/>
-          <w:b/>
-          <w:bCs/>
-        </w:rPr>
-      </w:pPr>
-      <w:r>
-        <w:rPr>
-          <w:rFonts w:cstheme="minorHAnsi"/>
-          <w:b/>
-          <w:bCs/>
-        </w:rPr>
+        <w:pStyle w:val="Titre2"/>
+      </w:pPr>
+      <w:bookmarkStart w:id="9" w:name="_Toc226216769"/>
+      <w:r>
+        <w:lastRenderedPageBreak/>
         <w:t>B. Conception des structures de données</w:t>
       </w:r>
+      <w:bookmarkEnd w:id="9"/>
     </w:p>
     <w:p>
       <w:pPr>
@@ -765,7 +2717,6 @@
           <w:rFonts w:eastAsia="Times New Roman" w:cstheme="minorHAnsi"/>
           <w:lang w:eastAsia="fr-FR"/>
         </w:rPr>
-        <w:lastRenderedPageBreak/>
         <w:t xml:space="preserve">Le </w:t>
       </w:r>
       <w:r>
@@ -911,20 +2862,13 @@
     </w:p>
     <w:p>
       <w:pPr>
-        <w:rPr>
-          <w:rFonts w:cstheme="minorHAnsi"/>
-          <w:b/>
-          <w:bCs/>
-        </w:rPr>
-      </w:pPr>
-      <w:r>
-        <w:rPr>
-          <w:rFonts w:cstheme="minorHAnsi"/>
-          <w:b/>
-          <w:bCs/>
-        </w:rPr>
+        <w:pStyle w:val="Titre2"/>
+      </w:pPr>
+      <w:bookmarkStart w:id="10" w:name="_Toc226216770"/>
+      <w:r>
         <w:t>C. Gestion du module de Rendu</w:t>
       </w:r>
+      <w:bookmarkEnd w:id="10"/>
     </w:p>
     <w:p>
       <w:pPr>
@@ -1045,38 +2989,21 @@
     </w:p>
     <w:p>
       <w:pPr>
-        <w:rPr>
-          <w:rFonts w:cstheme="minorHAnsi"/>
-          <w:b/>
-          <w:bCs/>
-        </w:rPr>
-      </w:pPr>
-      <w:r>
-        <w:rPr>
-          <w:rFonts w:cstheme="minorHAnsi"/>
-          <w:b/>
-          <w:bCs/>
-        </w:rPr>
+        <w:pStyle w:val="Titre2"/>
+      </w:pPr>
+      <w:bookmarkStart w:id="11" w:name="_Toc226216771"/>
+      <w:r>
         <w:t xml:space="preserve">D. Implémentation du </w:t>
       </w:r>
       <w:proofErr w:type="spellStart"/>
       <w:r>
-        <w:rPr>
-          <w:rFonts w:cstheme="minorHAnsi"/>
-          <w:b/>
-          <w:bCs/>
-        </w:rPr>
         <w:t>Lexer</w:t>
       </w:r>
       <w:proofErr w:type="spellEnd"/>
       <w:r>
-        <w:rPr>
-          <w:rFonts w:cstheme="minorHAnsi"/>
-          <w:b/>
-          <w:bCs/>
-        </w:rPr>
         <w:t xml:space="preserve"> et de l'Analyseur</w:t>
       </w:r>
+      <w:bookmarkEnd w:id="11"/>
     </w:p>
     <w:p>
       <w:pPr>
@@ -1088,132 +3015,27 @@
           <w:rFonts w:cstheme="minorHAnsi"/>
         </w:rPr>
       </w:pPr>
-      <w:proofErr w:type="spellStart"/>
-      <w:r>
-        <w:rPr>
-          <w:rFonts w:cstheme="minorHAnsi"/>
-          <w:b/>
-          <w:bCs/>
-        </w:rPr>
-        <w:t>Lexer</w:t>
-      </w:r>
-      <w:proofErr w:type="spellEnd"/>
-      <w:r>
-        <w:rPr>
-          <w:rFonts w:cstheme="minorHAnsi"/>
-        </w:rPr>
-        <w:t xml:space="preserve"> : Initialement, le </w:t>
-      </w:r>
-      <w:proofErr w:type="spellStart"/>
-      <w:r>
-        <w:rPr>
-          <w:rFonts w:cstheme="minorHAnsi"/>
-        </w:rPr>
-        <w:t>lexer</w:t>
-      </w:r>
-      <w:proofErr w:type="spellEnd"/>
-      <w:r>
-        <w:rPr>
-          <w:rFonts w:cstheme="minorHAnsi"/>
-        </w:rPr>
-        <w:t xml:space="preserve"> lisait des blocs de texte entiers. Cela empêchait le retour à la ligne automatique. Nous l'avons modifié pour qu'il s'arrête à chaque espace, renvoyant ainsi des mots individuels</w:t>
-      </w:r>
-      <w:r>
-        <w:rPr>
-          <w:rFonts w:cstheme="minorHAnsi"/>
-        </w:rPr>
-        <w:t xml:space="preserve"> et pouvoir couper des phrases pour que cela reste dans les 50 colonnes.</w:t>
-      </w:r>
-    </w:p>
-    <w:p>
-      <w:pPr>
-        <w:rPr>
-          <w:rFonts w:cstheme="minorHAnsi"/>
-        </w:rPr>
-      </w:pPr>
       <w:r>
         <w:rPr>
           <w:rFonts w:cstheme="minorHAnsi"/>
         </w:rPr>
         <w:drawing>
-          <wp:anchor distT="0" distB="0" distL="114300" distR="114300" simplePos="0" relativeHeight="251661312" behindDoc="0" locked="0" layoutInCell="1" allowOverlap="1" wp14:anchorId="1B800BF8" wp14:editId="6C45B102">
+          <wp:anchor distT="0" distB="0" distL="114300" distR="114300" simplePos="0" relativeHeight="251659264" behindDoc="0" locked="0" layoutInCell="1" allowOverlap="1" wp14:anchorId="697B3ED1" wp14:editId="545D49EE">
             <wp:simplePos x="0" y="0"/>
-            <wp:positionH relativeFrom="page">
-              <wp:posOffset>4969510</wp:posOffset>
+            <wp:positionH relativeFrom="margin">
+              <wp:posOffset>-236855</wp:posOffset>
             </wp:positionH>
             <wp:positionV relativeFrom="paragraph">
-              <wp:posOffset>5715</wp:posOffset>
+              <wp:posOffset>581660</wp:posOffset>
             </wp:positionV>
-            <wp:extent cx="2399665" cy="3305175"/>
-            <wp:effectExtent l="0" t="0" r="635" b="9525"/>
+            <wp:extent cx="4377690" cy="2741930"/>
+            <wp:effectExtent l="0" t="0" r="3810" b="1270"/>
             <wp:wrapTight wrapText="bothSides">
               <wp:wrapPolygon edited="0">
                 <wp:start x="0" y="0"/>
-                <wp:lineTo x="0" y="21538"/>
-                <wp:lineTo x="21434" y="21538"/>
-                <wp:lineTo x="21434" y="0"/>
-                <wp:lineTo x="0" y="0"/>
-              </wp:wrapPolygon>
-            </wp:wrapTight>
-            <wp:docPr id="2" name="Image 2"/>
-            <wp:cNvGraphicFramePr>
-              <a:graphicFrameLocks xmlns:a="http://schemas.openxmlformats.org/drawingml/2006/main" noChangeAspect="1"/>
-            </wp:cNvGraphicFramePr>
-            <a:graphic xmlns:a="http://schemas.openxmlformats.org/drawingml/2006/main">
-              <a:graphicData uri="http://schemas.openxmlformats.org/drawingml/2006/picture">
-                <pic:pic xmlns:pic="http://schemas.openxmlformats.org/drawingml/2006/picture">
-                  <pic:nvPicPr>
-                    <pic:cNvPr id="1" name=""/>
-                    <pic:cNvPicPr/>
-                  </pic:nvPicPr>
-                  <pic:blipFill>
-                    <a:blip r:embed="rId5"/>
-                    <a:stretch>
-                      <a:fillRect/>
-                    </a:stretch>
-                  </pic:blipFill>
-                  <pic:spPr>
-                    <a:xfrm>
-                      <a:off x="0" y="0"/>
-                      <a:ext cx="2399665" cy="3305175"/>
-                    </a:xfrm>
-                    <a:prstGeom prst="rect">
-                      <a:avLst/>
-                    </a:prstGeom>
-                  </pic:spPr>
-                </pic:pic>
-              </a:graphicData>
-            </a:graphic>
-            <wp14:sizeRelH relativeFrom="margin">
-              <wp14:pctWidth>0</wp14:pctWidth>
-            </wp14:sizeRelH>
-            <wp14:sizeRelV relativeFrom="margin">
-              <wp14:pctHeight>0</wp14:pctHeight>
-            </wp14:sizeRelV>
-          </wp:anchor>
-        </w:drawing>
-      </w:r>
-      <w:r>
-        <w:rPr>
-          <w:rFonts w:cstheme="minorHAnsi"/>
-        </w:rPr>
-        <w:drawing>
-          <wp:anchor distT="0" distB="0" distL="114300" distR="114300" simplePos="0" relativeHeight="251659264" behindDoc="0" locked="0" layoutInCell="1" allowOverlap="1" wp14:anchorId="697B3ED1" wp14:editId="16531A6C">
-            <wp:simplePos x="0" y="0"/>
-            <wp:positionH relativeFrom="margin">
-              <wp:posOffset>-815975</wp:posOffset>
-            </wp:positionH>
-            <wp:positionV relativeFrom="paragraph">
-              <wp:posOffset>248285</wp:posOffset>
-            </wp:positionV>
-            <wp:extent cx="4770120" cy="2987675"/>
-            <wp:effectExtent l="0" t="0" r="0" b="3175"/>
-            <wp:wrapTight wrapText="bothSides">
-              <wp:wrapPolygon edited="0">
-                <wp:start x="0" y="0"/>
-                <wp:lineTo x="0" y="21485"/>
-                <wp:lineTo x="21479" y="21485"/>
-                <wp:lineTo x="21479" y="0"/>
+                <wp:lineTo x="0" y="21460"/>
+                <wp:lineTo x="21525" y="21460"/>
+                <wp:lineTo x="21525" y="0"/>
                 <wp:lineTo x="0" y="0"/>
               </wp:wrapPolygon>
             </wp:wrapTight>
@@ -1237,7 +3059,7 @@
                   <pic:spPr>
                     <a:xfrm>
                       <a:off x="0" y="0"/>
-                      <a:ext cx="4770120" cy="2987675"/>
+                      <a:ext cx="4377690" cy="2741930"/>
                     </a:xfrm>
                     <a:prstGeom prst="rect">
                       <a:avLst/>
@@ -1255,6 +3077,111 @@
           </wp:anchor>
         </w:drawing>
       </w:r>
+      <w:r>
+        <w:rPr>
+          <w:rFonts w:cstheme="minorHAnsi"/>
+        </w:rPr>
+        <w:drawing>
+          <wp:anchor distT="0" distB="0" distL="114300" distR="114300" simplePos="0" relativeHeight="251661312" behindDoc="0" locked="0" layoutInCell="1" allowOverlap="1" wp14:anchorId="1B800BF8" wp14:editId="6270E086">
+            <wp:simplePos x="0" y="0"/>
+            <wp:positionH relativeFrom="margin">
+              <wp:posOffset>4380865</wp:posOffset>
+            </wp:positionH>
+            <wp:positionV relativeFrom="paragraph">
+              <wp:posOffset>581052</wp:posOffset>
+            </wp:positionV>
+            <wp:extent cx="1991841" cy="2743200"/>
+            <wp:effectExtent l="0" t="0" r="8890" b="0"/>
+            <wp:wrapTight wrapText="bothSides">
+              <wp:wrapPolygon edited="0">
+                <wp:start x="0" y="0"/>
+                <wp:lineTo x="0" y="21450"/>
+                <wp:lineTo x="21490" y="21450"/>
+                <wp:lineTo x="21490" y="0"/>
+                <wp:lineTo x="0" y="0"/>
+              </wp:wrapPolygon>
+            </wp:wrapTight>
+            <wp:docPr id="2" name="Image 2"/>
+            <wp:cNvGraphicFramePr>
+              <a:graphicFrameLocks xmlns:a="http://schemas.openxmlformats.org/drawingml/2006/main" noChangeAspect="1"/>
+            </wp:cNvGraphicFramePr>
+            <a:graphic xmlns:a="http://schemas.openxmlformats.org/drawingml/2006/main">
+              <a:graphicData uri="http://schemas.openxmlformats.org/drawingml/2006/picture">
+                <pic:pic xmlns:pic="http://schemas.openxmlformats.org/drawingml/2006/picture">
+                  <pic:nvPicPr>
+                    <pic:cNvPr id="1" name=""/>
+                    <pic:cNvPicPr/>
+                  </pic:nvPicPr>
+                  <pic:blipFill>
+                    <a:blip r:embed="rId7"/>
+                    <a:stretch>
+                      <a:fillRect/>
+                    </a:stretch>
+                  </pic:blipFill>
+                  <pic:spPr>
+                    <a:xfrm>
+                      <a:off x="0" y="0"/>
+                      <a:ext cx="1991841" cy="2743200"/>
+                    </a:xfrm>
+                    <a:prstGeom prst="rect">
+                      <a:avLst/>
+                    </a:prstGeom>
+                  </pic:spPr>
+                </pic:pic>
+              </a:graphicData>
+            </a:graphic>
+            <wp14:sizeRelH relativeFrom="margin">
+              <wp14:pctWidth>0</wp14:pctWidth>
+            </wp14:sizeRelH>
+            <wp14:sizeRelV relativeFrom="margin">
+              <wp14:pctHeight>0</wp14:pctHeight>
+            </wp14:sizeRelV>
+          </wp:anchor>
+        </w:drawing>
+      </w:r>
+      <w:proofErr w:type="spellStart"/>
+      <w:r>
+        <w:rPr>
+          <w:rFonts w:cstheme="minorHAnsi"/>
+          <w:b/>
+          <w:bCs/>
+        </w:rPr>
+        <w:t>Lexer</w:t>
+      </w:r>
+      <w:proofErr w:type="spellEnd"/>
+      <w:r>
+        <w:rPr>
+          <w:rFonts w:cstheme="minorHAnsi"/>
+        </w:rPr>
+        <w:t xml:space="preserve"> : Initialement, le </w:t>
+      </w:r>
+      <w:proofErr w:type="spellStart"/>
+      <w:r>
+        <w:rPr>
+          <w:rFonts w:cstheme="minorHAnsi"/>
+        </w:rPr>
+        <w:t>lexer</w:t>
+      </w:r>
+      <w:proofErr w:type="spellEnd"/>
+      <w:r>
+        <w:rPr>
+          <w:rFonts w:cstheme="minorHAnsi"/>
+        </w:rPr>
+        <w:t xml:space="preserve"> lisait des blocs de texte entiers. Cela empêchait le retour à la ligne automatique. Nous l'avons modifié pour qu'il s'arrête à chaque espace, renvoyant ainsi des mots individuels</w:t>
+      </w:r>
+      <w:r>
+        <w:rPr>
+          <w:rFonts w:cstheme="minorHAnsi"/>
+        </w:rPr>
+        <w:t xml:space="preserve"> et pouvoir couper des phrases pour que cela reste dans les 50 colonnes.</w:t>
+      </w:r>
+    </w:p>
+    <w:p>
+      <w:pPr>
+        <w:rPr>
+          <w:rFonts w:cstheme="minorHAnsi"/>
+        </w:rPr>
+      </w:pPr>
     </w:p>
     <w:p>
       <w:pPr>
@@ -1344,20 +3271,13 @@
     </w:p>
     <w:p>
       <w:pPr>
-        <w:rPr>
-          <w:rFonts w:cstheme="minorHAnsi"/>
-          <w:b/>
-          <w:bCs/>
-        </w:rPr>
-      </w:pPr>
-      <w:r>
-        <w:rPr>
-          <w:rFonts w:cstheme="minorHAnsi"/>
-          <w:b/>
-          <w:bCs/>
-        </w:rPr>
+        <w:pStyle w:val="Titre2"/>
+      </w:pPr>
+      <w:bookmarkStart w:id="12" w:name="_Toc226216772"/>
+      <w:r>
         <w:t>E. Choix techniques et justifications</w:t>
       </w:r>
+      <w:bookmarkEnd w:id="12"/>
     </w:p>
     <w:p>
       <w:pPr>
@@ -1375,7 +3295,6 @@
           <w:b/>
           <w:bCs/>
         </w:rPr>
-        <w:lastRenderedPageBreak/>
         <w:t>Récursivité</w:t>
       </w:r>
       <w:r>
@@ -1468,20 +3387,13 @@
     </w:p>
     <w:p>
       <w:pPr>
-        <w:rPr>
-          <w:rFonts w:cstheme="minorHAnsi"/>
-          <w:b/>
-          <w:bCs/>
-        </w:rPr>
-      </w:pPr>
-      <w:r>
-        <w:rPr>
-          <w:rFonts w:cstheme="minorHAnsi"/>
-          <w:b/>
-          <w:bCs/>
-        </w:rPr>
+        <w:pStyle w:val="Titre2"/>
+      </w:pPr>
+      <w:bookmarkStart w:id="13" w:name="_Toc226216773"/>
+      <w:r>
         <w:t>F. Limitations et bugs identifiés</w:t>
       </w:r>
+      <w:bookmarkEnd w:id="13"/>
     </w:p>
     <w:p>
       <w:pPr>
@@ -1500,13 +3412,21 @@
           <w:rFonts w:cstheme="minorHAnsi"/>
         </w:rPr>
       </w:pPr>
+      <w:bookmarkStart w:id="14" w:name="_Toc226216774"/>
+      <w:r>
+        <w:rPr>
+          <w:rStyle w:val="Titre3Car"/>
+        </w:rPr>
+        <w:t>Gestion des mots longs</w:t>
+      </w:r>
+      <w:bookmarkEnd w:id="14"/>
       <w:r>
         <w:rPr>
           <w:rFonts w:cstheme="minorHAnsi"/>
           <w:b/>
           <w:bCs/>
         </w:rPr>
-        <w:t>Gestion des mots longs :</w:t>
+        <w:t xml:space="preserve"> :</w:t>
       </w:r>
       <w:r>
         <w:rPr>
@@ -1540,34 +3460,157 @@
     </w:p>
     <w:p>
       <w:pPr>
-        <w:spacing w:after="0" w:line="240" w:lineRule="auto"/>
-        <w:ind w:left="426"/>
-        <w:rPr>
-          <w:rFonts w:cstheme="minorHAnsi"/>
-        </w:rPr>
-      </w:pPr>
-    </w:p>
-    <w:p>
-      <w:pPr>
+        <w:pStyle w:val="Paragraphedeliste"/>
         <w:numPr>
           <w:ilvl w:val="0"/>
           <w:numId w:val="10"/>
         </w:numPr>
-        <w:rPr>
-          <w:rStyle w:val="citation-1047"/>
-          <w:rFonts w:cstheme="minorHAnsi"/>
+        <w:tabs>
+          <w:tab w:val="clear" w:pos="502"/>
+          <w:tab w:val="num" w:pos="851"/>
+        </w:tabs>
+        <w:spacing w:after="0" w:line="240" w:lineRule="auto"/>
+        <w:ind w:hanging="76"/>
+        <w:rPr>
+          <w:rFonts w:cstheme="minorHAnsi"/>
+        </w:rPr>
+      </w:pPr>
+      <w:bookmarkStart w:id="15" w:name="_Toc226216775"/>
+      <w:r>
+        <w:rPr>
+          <w:rStyle w:val="Titre3Car"/>
+        </w:rPr>
+        <w:t>Problème de lecture des phrases</w:t>
+      </w:r>
+      <w:bookmarkEnd w:id="15"/>
+      <w:r>
+        <w:rPr>
           <w:b/>
           <w:bCs/>
         </w:rPr>
-      </w:pPr>
-      <w:r>
-        <w:rPr>
+        <w:t> :</w:t>
+      </w:r>
+      <w:r>
+        <w:t xml:space="preserve"> </w:t>
+      </w:r>
+      <w:r>
+        <w:rPr>
+          <w:rFonts w:cstheme="minorHAnsi"/>
+        </w:rPr>
+        <w:t>Malgré la mise en place d'un arbre n-aire fonctionnel, nous avons rencontré une limitation technique majeure lors de la lecture des chaînes de texte. Actuellement, notre programme ne parvient à afficher que le premier mot de chaque bloc textuel</w:t>
+      </w:r>
+      <w:r>
+        <w:rPr>
+          <w:rFonts w:cstheme="minorHAnsi"/>
+        </w:rPr>
+        <w:t>.</w:t>
+      </w:r>
+    </w:p>
+    <w:p>
+      <w:pPr>
+        <w:pStyle w:val="Paragraphedeliste"/>
+        <w:spacing w:after="0" w:line="240" w:lineRule="auto"/>
+        <w:ind w:left="502"/>
+        <w:rPr>
+          <w:rFonts w:cstheme="minorHAnsi"/>
+        </w:rPr>
+      </w:pPr>
+    </w:p>
+    <w:p>
+      <w:pPr>
+        <w:spacing w:after="0" w:line="240" w:lineRule="auto"/>
+        <w:ind w:left="426"/>
+        <w:rPr>
+          <w:rStyle w:val="citation-213"/>
+        </w:rPr>
+      </w:pPr>
+      <w:r>
+        <w:rPr>
+          <w:rStyle w:val="citation-215"/>
+        </w:rPr>
+        <w:t xml:space="preserve">Nous n'avons pas réussi à déterminer avec certitude si ce blocage provient d'une interruption de la boucle de lecture dans l'Analyseur </w:t>
+      </w:r>
+      <w:r>
+        <w:rPr>
+          <w:rStyle w:val="citation-214"/>
+        </w:rPr>
+        <w:t xml:space="preserve">ou d'une perte du lien entre les 'nœuds frères' au sein du </w:t>
+      </w:r>
+      <w:proofErr w:type="spellStart"/>
+      <w:r>
+        <w:rPr>
+          <w:rStyle w:val="citation-214"/>
+        </w:rPr>
+        <w:t>Lexer</w:t>
+      </w:r>
+      <w:proofErr w:type="spellEnd"/>
+      <w:r>
+        <w:rPr>
+          <w:rStyle w:val="citation-214"/>
+        </w:rPr>
+        <w:t xml:space="preserve"> lors de la rencontre d'un caractère d'espace</w:t>
+      </w:r>
+      <w:r>
+        <w:t xml:space="preserve">. Ce </w:t>
+      </w:r>
+      <w:r>
+        <w:t>bug</w:t>
+      </w:r>
+      <w:r>
+        <w:t xml:space="preserve"> constitue le principal défi technique non résolu de notre projet. </w:t>
+      </w:r>
+      <w:r>
+        <w:rPr>
+          <w:rStyle w:val="citation-213"/>
+        </w:rPr>
+        <w:t>Faute de temps pour isoler l'origine exacte de cette coupure, nous avons privilégié la stabilité globale du programme et la rigueur du tracé des bordures sur 50 colonnes</w:t>
+      </w:r>
+      <w:r>
+        <w:rPr>
+          <w:rStyle w:val="citation-213"/>
+        </w:rPr>
+        <w:t xml:space="preserve">. </w:t>
+      </w:r>
+    </w:p>
+    <w:p>
+      <w:pPr>
+        <w:spacing w:after="0" w:line="240" w:lineRule="auto"/>
+        <w:ind w:left="426"/>
+        <w:rPr>
+          <w:rStyle w:val="citation-213"/>
+        </w:rPr>
+      </w:pPr>
+    </w:p>
+    <w:p>
+      <w:pPr>
+        <w:spacing w:after="0" w:line="240" w:lineRule="auto"/>
+        <w:ind w:left="426"/>
+        <w:rPr>
+          <w:rFonts w:cstheme="minorHAnsi"/>
+        </w:rPr>
+      </w:pPr>
+    </w:p>
+    <w:p>
+      <w:pPr>
+        <w:numPr>
+          <w:ilvl w:val="0"/>
+          <w:numId w:val="10"/>
+        </w:numPr>
+        <w:rPr>
+          <w:rStyle w:val="citation-1047"/>
           <w:rFonts w:cstheme="minorHAnsi"/>
           <w:b/>
           <w:bCs/>
         </w:rPr>
+      </w:pPr>
+      <w:bookmarkStart w:id="16" w:name="_Toc226216776"/>
+      <w:r>
+        <w:rPr>
+          <w:rStyle w:val="Titre3Car"/>
+        </w:rPr>
         <w:t>Support de l'encodage UTF-8 (Caractères accentués)</w:t>
       </w:r>
+      <w:bookmarkEnd w:id="16"/>
       <w:r>
         <w:rPr>
           <w:rFonts w:cstheme="minorHAnsi"/>
@@ -1771,14 +3814,15 @@
         </w:rPr>
       </w:pPr>
       <w:r>
+        <w:lastRenderedPageBreak/>
         <w:drawing>
-          <wp:anchor distT="0" distB="0" distL="114300" distR="114300" simplePos="0" relativeHeight="251663360" behindDoc="0" locked="0" layoutInCell="1" allowOverlap="1" wp14:anchorId="29A13B30" wp14:editId="0CF0F4CE">
+          <wp:anchor distT="0" distB="0" distL="114300" distR="114300" simplePos="0" relativeHeight="251663360" behindDoc="0" locked="0" layoutInCell="1" allowOverlap="1" wp14:anchorId="29A13B30" wp14:editId="32EC52EF">
             <wp:simplePos x="0" y="0"/>
             <wp:positionH relativeFrom="margin">
               <wp:align>left</wp:align>
             </wp:positionH>
             <wp:positionV relativeFrom="paragraph">
-              <wp:posOffset>37465</wp:posOffset>
+              <wp:posOffset>0</wp:posOffset>
             </wp:positionV>
             <wp:extent cx="4381500" cy="1112520"/>
             <wp:effectExtent l="0" t="0" r="0" b="0"/>
@@ -1803,7 +3847,7 @@
                     <pic:cNvPicPr/>
                   </pic:nvPicPr>
                   <pic:blipFill>
-                    <a:blip r:embed="rId7"/>
+                    <a:blip r:embed="rId8"/>
                     <a:stretch>
                       <a:fillRect/>
                     </a:stretch>
@@ -1811,7 +3855,7 @@
                   <pic:spPr>
                     <a:xfrm>
                       <a:off x="0" y="0"/>
-                      <a:ext cx="4399565" cy="1117350"/>
+                      <a:ext cx="4381500" cy="1112520"/>
                     </a:xfrm>
                     <a:prstGeom prst="rect">
                       <a:avLst/>
@@ -1919,7 +3963,7 @@
                     <pic:cNvPicPr/>
                   </pic:nvPicPr>
                   <pic:blipFill rotWithShape="1">
-                    <a:blip r:embed="rId8"/>
+                    <a:blip r:embed="rId9"/>
                     <a:srcRect r="9121"/>
                     <a:stretch/>
                   </pic:blipFill>
@@ -2018,6 +4062,7 @@
     </w:p>
     <w:p>
       <w:pPr>
+        <w:pStyle w:val="Paragraphedeliste"/>
         <w:numPr>
           <w:ilvl w:val="0"/>
           <w:numId w:val="10"/>
@@ -2026,79 +4071,280 @@
           <w:rFonts w:cstheme="minorHAnsi"/>
         </w:rPr>
       </w:pPr>
-      <w:r>
-        <w:rPr>
-          <w:rFonts w:cstheme="minorHAnsi"/>
-          <w:b/>
-          <w:bCs/>
-        </w:rPr>
-        <w:t>Profondeur d'imbrication</w:t>
-      </w:r>
-      <w:r>
-        <w:rPr>
-          <w:rFonts w:cstheme="minorHAnsi"/>
-        </w:rPr>
-        <w:t xml:space="preserve"> : Avec un préfixe limité à 100 caractères, une structure trop profonde pourrait causer un débordement de tampon.</w:t>
-      </w:r>
-    </w:p>
-    <w:p>
-      <w:pPr>
-        <w:rPr>
-          <w:rFonts w:cstheme="minorHAnsi"/>
-        </w:rPr>
-      </w:pPr>
-    </w:p>
-    <w:p>
-      <w:pPr>
-        <w:rPr>
-          <w:rFonts w:cstheme="minorHAnsi"/>
-          <w:b/>
-          <w:bCs/>
-        </w:rPr>
-      </w:pPr>
-      <w:r>
-        <w:rPr>
-          <w:rFonts w:cstheme="minorHAnsi"/>
-          <w:b/>
-          <w:bCs/>
-        </w:rPr>
+      <w:bookmarkStart w:id="17" w:name="_Toc226216777"/>
+      <w:r>
+        <w:rPr>
+          <w:rStyle w:val="Titre3Car"/>
+        </w:rPr>
+        <w:t>Ajustement du formatage récursif des titres</w:t>
+      </w:r>
+      <w:bookmarkEnd w:id="17"/>
+      <w:r>
+        <w:rPr>
+          <w:rFonts w:cstheme="minorHAnsi"/>
+        </w:rPr>
+        <w:t xml:space="preserve"> : </w:t>
+      </w:r>
+      <w:r>
+        <w:rPr>
+          <w:rStyle w:val="citation-377"/>
+        </w:rPr>
+        <w:t xml:space="preserve">Une difficulté technique intéressante est apparue lors de la mise en majuscules automatique de la balise </w:t>
+      </w:r>
+      <w:r>
+        <w:rPr>
+          <w:rStyle w:val="citation-377"/>
+        </w:rPr>
+        <w:t>&lt;titre&gt;. Initialement, notre fonction ne transformait que le premier mot car dans notre arbre n-aire, les mots suivants sont stockés comme des frères (</w:t>
+      </w:r>
+      <w:proofErr w:type="spellStart"/>
+      <w:r>
+        <w:rPr>
+          <w:rStyle w:val="citation-377"/>
+        </w:rPr>
+        <w:t>mon_frere_suivant</w:t>
+      </w:r>
+      <w:proofErr w:type="spellEnd"/>
+      <w:r>
+        <w:rPr>
+          <w:rStyle w:val="citation-377"/>
+        </w:rPr>
+        <w:t>) et non comme des fils. Après avoir identifié ce problème de parcours, nous avons d'abord provoqué par erreur une boucle infinie en tentant de traiter les frères directement dans la boucle de rendu. Nous avons finalement résolu ce bug en implémentant une fonction de transformation dédiée, capable de parcourir récursivement toute la branche du titre (fils et frères) avant l'affichage. Cette approche garantit que l'intégralité du titre, y compris les éléments imbriqués comme &lt;important&gt;, soit correctement formatée</w:t>
+      </w:r>
+      <w:r>
+        <w:rPr>
+          <w:rStyle w:val="citation-374"/>
+        </w:rPr>
+        <w:t xml:space="preserve"> sans compromettre la stabilité de l'arbre</w:t>
+      </w:r>
+      <w:r>
+        <w:t>.</w:t>
+      </w:r>
+    </w:p>
+    <w:p>
+      <w:pPr>
+        <w:pStyle w:val="Paragraphedeliste"/>
+        <w:numPr>
+          <w:ilvl w:val="0"/>
+          <w:numId w:val="10"/>
+        </w:numPr>
+        <w:rPr>
+          <w:rFonts w:cstheme="minorHAnsi"/>
+        </w:rPr>
+      </w:pPr>
+      <w:r>
+        <w:rPr>
+          <w:rStyle w:val="Titre3Car"/>
+        </w:rPr>
+        <w:drawing>
+          <wp:anchor distT="0" distB="0" distL="114300" distR="114300" simplePos="0" relativeHeight="251667456" behindDoc="0" locked="0" layoutInCell="1" allowOverlap="1" wp14:anchorId="09789C1A" wp14:editId="039F0047">
+            <wp:simplePos x="0" y="0"/>
+            <wp:positionH relativeFrom="column">
+              <wp:posOffset>3466465</wp:posOffset>
+            </wp:positionH>
+            <wp:positionV relativeFrom="paragraph">
+              <wp:posOffset>8890</wp:posOffset>
+            </wp:positionV>
+            <wp:extent cx="2720340" cy="4438650"/>
+            <wp:effectExtent l="0" t="0" r="3810" b="0"/>
+            <wp:wrapTight wrapText="bothSides">
+              <wp:wrapPolygon edited="0">
+                <wp:start x="0" y="0"/>
+                <wp:lineTo x="0" y="21507"/>
+                <wp:lineTo x="21479" y="21507"/>
+                <wp:lineTo x="21479" y="0"/>
+                <wp:lineTo x="0" y="0"/>
+              </wp:wrapPolygon>
+            </wp:wrapTight>
+            <wp:docPr id="5" name="Image 5"/>
+            <wp:cNvGraphicFramePr>
+              <a:graphicFrameLocks xmlns:a="http://schemas.openxmlformats.org/drawingml/2006/main" noChangeAspect="1"/>
+            </wp:cNvGraphicFramePr>
+            <a:graphic xmlns:a="http://schemas.openxmlformats.org/drawingml/2006/main">
+              <a:graphicData uri="http://schemas.openxmlformats.org/drawingml/2006/picture">
+                <pic:pic xmlns:pic="http://schemas.openxmlformats.org/drawingml/2006/picture">
+                  <pic:nvPicPr>
+                    <pic:cNvPr id="1" name=""/>
+                    <pic:cNvPicPr/>
+                  </pic:nvPicPr>
+                  <pic:blipFill>
+                    <a:blip r:embed="rId10"/>
+                    <a:stretch>
+                      <a:fillRect/>
+                    </a:stretch>
+                  </pic:blipFill>
+                  <pic:spPr>
+                    <a:xfrm>
+                      <a:off x="0" y="0"/>
+                      <a:ext cx="2720340" cy="4438650"/>
+                    </a:xfrm>
+                    <a:prstGeom prst="rect">
+                      <a:avLst/>
+                    </a:prstGeom>
+                  </pic:spPr>
+                </pic:pic>
+              </a:graphicData>
+            </a:graphic>
+            <wp14:sizeRelH relativeFrom="margin">
+              <wp14:pctWidth>0</wp14:pctWidth>
+            </wp14:sizeRelH>
+            <wp14:sizeRelV relativeFrom="margin">
+              <wp14:pctHeight>0</wp14:pctHeight>
+            </wp14:sizeRelV>
+          </wp:anchor>
+        </w:drawing>
+      </w:r>
+      <w:bookmarkStart w:id="18" w:name="_Toc226216778"/>
+      <w:r>
+        <w:rPr>
+          <w:rStyle w:val="Titre3Car"/>
+        </w:rPr>
+        <w:t>Manque de message lors d’un manque de place :</w:t>
+      </w:r>
+      <w:bookmarkEnd w:id="18"/>
+      <w:r>
+        <w:rPr>
+          <w:rFonts w:cstheme="minorHAnsi"/>
+        </w:rPr>
+        <w:t xml:space="preserve"> Lorsque nous enchainons les sections, nous avons forcément plus de place pour les nouvelles balises ou du texte. Nous aurions du faire une fonction qui repère si un </w:t>
+      </w:r>
+      <w:proofErr w:type="gramStart"/>
+      <w:r>
+        <w:rPr>
+          <w:rFonts w:cstheme="minorHAnsi"/>
+        </w:rPr>
+        <w:t>fichier .</w:t>
+      </w:r>
+      <w:proofErr w:type="spellStart"/>
+      <w:r>
+        <w:rPr>
+          <w:rFonts w:cstheme="minorHAnsi"/>
+        </w:rPr>
+        <w:t>nml</w:t>
+      </w:r>
+      <w:proofErr w:type="spellEnd"/>
+      <w:proofErr w:type="gramEnd"/>
+      <w:r>
+        <w:rPr>
+          <w:rFonts w:cstheme="minorHAnsi"/>
+        </w:rPr>
+        <w:t xml:space="preserve"> et pas trop grand pour les 50 colonnes</w:t>
+      </w:r>
+    </w:p>
+    <w:p>
+      <w:pPr>
+        <w:ind w:left="142"/>
+        <w:rPr>
+          <w:rFonts w:cstheme="minorHAnsi"/>
+        </w:rPr>
+      </w:pPr>
+    </w:p>
+    <w:p>
+      <w:pPr>
+        <w:ind w:left="142"/>
+        <w:rPr>
+          <w:rFonts w:cstheme="minorHAnsi"/>
+        </w:rPr>
+      </w:pPr>
+    </w:p>
+    <w:p>
+      <w:pPr>
+        <w:ind w:left="142"/>
+        <w:rPr>
+          <w:rFonts w:cstheme="minorHAnsi"/>
+        </w:rPr>
+      </w:pPr>
+    </w:p>
+    <w:p>
+      <w:pPr>
+        <w:ind w:left="142"/>
+        <w:rPr>
+          <w:rFonts w:cstheme="minorHAnsi"/>
+        </w:rPr>
+      </w:pPr>
+    </w:p>
+    <w:p>
+      <w:pPr>
+        <w:ind w:left="142"/>
+        <w:rPr>
+          <w:rFonts w:cstheme="minorHAnsi"/>
+        </w:rPr>
+      </w:pPr>
+    </w:p>
+    <w:p>
+      <w:pPr>
+        <w:ind w:left="142"/>
+        <w:rPr>
+          <w:rFonts w:cstheme="minorHAnsi"/>
+        </w:rPr>
+      </w:pPr>
+    </w:p>
+    <w:p>
+      <w:pPr>
+        <w:ind w:left="142"/>
+        <w:rPr>
+          <w:rFonts w:cstheme="minorHAnsi"/>
+        </w:rPr>
+      </w:pPr>
+    </w:p>
+    <w:p>
+      <w:pPr>
+        <w:rPr>
+          <w:rFonts w:cstheme="minorHAnsi"/>
+        </w:rPr>
+      </w:pPr>
+      <w:r>
+        <w:rPr>
+          <w:rFonts w:cstheme="minorHAnsi"/>
+        </w:rPr>
+        <w:br w:type="page"/>
+      </w:r>
+    </w:p>
+    <w:p>
+      <w:pPr>
+        <w:ind w:left="142"/>
+        <w:rPr>
+          <w:rFonts w:cstheme="minorHAnsi"/>
+        </w:rPr>
+      </w:pPr>
+    </w:p>
+    <w:p>
+      <w:pPr>
+        <w:ind w:left="142"/>
+        <w:rPr>
+          <w:rFonts w:cstheme="minorHAnsi"/>
+        </w:rPr>
+      </w:pPr>
+    </w:p>
+    <w:p>
+      <w:pPr>
+        <w:pStyle w:val="Titre1"/>
+      </w:pPr>
+      <w:bookmarkStart w:id="19" w:name="_Toc226216779"/>
+      <w:r>
         <w:t>III. Conclusion</w:t>
       </w:r>
-    </w:p>
-    <w:p>
-      <w:pPr>
-        <w:rPr>
-          <w:rFonts w:cstheme="minorHAnsi"/>
-          <w:b/>
-          <w:bCs/>
-        </w:rPr>
-      </w:pPr>
-      <w:r>
-        <w:rPr>
-          <w:rFonts w:cstheme="minorHAnsi"/>
-          <w:b/>
-          <w:bCs/>
-        </w:rPr>
+      <w:bookmarkEnd w:id="19"/>
+    </w:p>
+    <w:p>
+      <w:pPr>
+        <w:pStyle w:val="Titre2"/>
+      </w:pPr>
+      <w:bookmarkStart w:id="20" w:name="_Toc226216780"/>
+      <w:r>
         <w:t>A. Bilan du projet</w:t>
       </w:r>
-    </w:p>
-    <w:p>
-      <w:pPr>
-        <w:rPr>
-          <w:rFonts w:cstheme="minorHAnsi"/>
-          <w:b/>
-          <w:bCs/>
-        </w:rPr>
-      </w:pPr>
-      <w:r>
-        <w:rPr>
-          <w:rFonts w:cstheme="minorHAnsi"/>
-          <w:b/>
-          <w:bCs/>
-        </w:rPr>
-        <w:lastRenderedPageBreak/>
+      <w:bookmarkEnd w:id="20"/>
+    </w:p>
+    <w:p>
+      <w:pPr>
+        <w:pStyle w:val="Titre3"/>
+      </w:pPr>
+      <w:bookmarkStart w:id="21" w:name="_Toc226216781"/>
+      <w:r>
         <w:t>1. Différences entre attentes et réalisations</w:t>
       </w:r>
+      <w:bookmarkEnd w:id="21"/>
     </w:p>
     <w:p>
       <w:r>
@@ -2108,117 +4354,63 @@
         <w:t>Le projet répond aux exigences de base car toutes les fonctionnalités d'analyse et de rendu demandées sont implémentées et opérationnelles</w:t>
       </w:r>
       <w:r>
+        <w:rPr>
+          <w:rStyle w:val="citation-1207"/>
+        </w:rPr>
+        <w:t xml:space="preserve">. L'analyseur syntaxique parvient à construire un arbre n-aire complet à partir du fichier source, et toutes les balises spécifiques au format </w:t>
+      </w:r>
+      <w:proofErr w:type="spellStart"/>
+      <w:r>
+        <w:rPr>
+          <w:rStyle w:val="citation-1207"/>
+        </w:rPr>
+        <w:t>NanoML</w:t>
+      </w:r>
+      <w:proofErr w:type="spellEnd"/>
+      <w:r>
+        <w:rPr>
+          <w:rStyle w:val="citation-1207"/>
+        </w:rPr>
+        <w:t>, telles que &lt;important&gt;, &lt;liste&gt; ou &lt;item&gt;, sont désormais reconnues et traitées sans erreur. Le moteur de rendu produit un affichage ASCII stable qui respecte strictement la largeur de 50 colonnes imposée. De plus, nous avons intégré une gestion robuste des mots longs et des caractères accentués (UTF-8), garantissant que les bordures du tableau restent parfaitement alignées quelles que soient les données</w:t>
+      </w:r>
+      <w:r>
+        <w:t xml:space="preserve"> textuelles saisies.</w:t>
+      </w:r>
+    </w:p>
+    <w:p>
+      <w:pPr>
+        <w:pStyle w:val="Titre3"/>
+        <w:rPr>
+          <w:rFonts w:cstheme="minorBidi"/>
+        </w:rPr>
+      </w:pPr>
+      <w:bookmarkStart w:id="22" w:name="_Toc226216782"/>
+      <w:r>
+        <w:t>2. Solutions pour les points non atteints</w:t>
+      </w:r>
+      <w:bookmarkEnd w:id="22"/>
+    </w:p>
+    <w:p>
+      <w:r>
+        <w:rPr>
+          <w:rStyle w:val="citation-1204"/>
+        </w:rPr>
+        <w:t>Certaines options de flexibilité, comme la possibilité de modifier dynamiquement la largeur du rendu, n'ont pas pu être finalisées dans le temps imparti</w:t>
+      </w:r>
+      <w:r>
         <w:t xml:space="preserve">. </w:t>
       </w:r>
       <w:r>
         <w:rPr>
-          <w:rStyle w:val="citation-1206"/>
-        </w:rPr>
-        <w:t xml:space="preserve">L'analyseur syntaxique parvient à construire un arbre n-aire complet à partir du fichier source, et toutes les balises spécifiques au format </w:t>
-      </w:r>
-      <w:proofErr w:type="spellStart"/>
-      <w:r>
-        <w:rPr>
-          <w:rStyle w:val="citation-1206"/>
-        </w:rPr>
-        <w:t>NanoML</w:t>
-      </w:r>
-      <w:proofErr w:type="spellEnd"/>
-      <w:r>
-        <w:rPr>
-          <w:rStyle w:val="citation-1206"/>
-        </w:rPr>
-        <w:t xml:space="preserve">, telles que </w:t>
-      </w:r>
-      <w:r>
-        <w:rPr>
-          <w:rStyle w:val="citation-1206"/>
-          <w:rFonts w:ascii="Courier New" w:hAnsi="Courier New" w:cs="Courier New"/>
-          <w:sz w:val="20"/>
-          <w:szCs w:val="20"/>
-        </w:rPr>
-        <w:t>&lt;important&gt;</w:t>
-      </w:r>
-      <w:r>
-        <w:rPr>
-          <w:rStyle w:val="citation-1206"/>
-        </w:rPr>
-        <w:t xml:space="preserve">, </w:t>
-      </w:r>
-      <w:r>
-        <w:rPr>
-          <w:rStyle w:val="citation-1206"/>
-          <w:rFonts w:ascii="Courier New" w:hAnsi="Courier New" w:cs="Courier New"/>
-          <w:sz w:val="20"/>
-          <w:szCs w:val="20"/>
-        </w:rPr>
-        <w:t>&lt;liste&gt;</w:t>
-      </w:r>
-      <w:r>
-        <w:rPr>
-          <w:rStyle w:val="citation-1206"/>
-        </w:rPr>
-        <w:t xml:space="preserve"> ou </w:t>
-      </w:r>
-      <w:r>
-        <w:rPr>
-          <w:rStyle w:val="citation-1206"/>
-          <w:rFonts w:ascii="Courier New" w:hAnsi="Courier New" w:cs="Courier New"/>
-          <w:sz w:val="20"/>
-          <w:szCs w:val="20"/>
-        </w:rPr>
-        <w:t>&lt;item&gt;</w:t>
-      </w:r>
-      <w:r>
-        <w:rPr>
-          <w:rStyle w:val="citation-1206"/>
-        </w:rPr>
-        <w:t>, sont désormais reconnues et traitées sans erreur</w:t>
+          <w:rStyle w:val="citation-1203"/>
+        </w:rPr>
+        <w:t>Pour y remédier, une solution consisterait à passer la largeur souhaitée en argument lors de l'exécution du programme afin d'adapter l'affichage à différents terminaux</w:t>
       </w:r>
       <w:r>
         <w:t xml:space="preserve">. </w:t>
       </w:r>
       <w:r>
         <w:rPr>
-          <w:rStyle w:val="citation-1205"/>
-        </w:rPr>
-        <w:t>Le moteur de rendu produit un affichage ASCII stable qui respecte strictement la largeur de 50 colonnes imposée</w:t>
-      </w:r>
-      <w:r>
-        <w:t>. De plus, nous avons intégré une gestion robuste des mots longs et des caractères accentués (UTF-8), garantissant que les bordures du tableau restent parfaitement alignées quelles que soient les données textuelles saisies.</w:t>
-      </w:r>
-    </w:p>
-    <w:p>
-      <w:r>
-        <w:rPr>
-          <w:rFonts w:cstheme="minorHAnsi"/>
-          <w:b/>
-          <w:bCs/>
-        </w:rPr>
-        <w:t>2. Solutions pour les points non atteints</w:t>
-      </w:r>
-    </w:p>
-    <w:p>
-      <w:r>
-        <w:rPr>
-          <w:rStyle w:val="citation-1204"/>
-        </w:rPr>
-        <w:t>Certaines options de flexibilité, comme la possibilité de modifier dynamiquement la largeur du rendu, n'ont pas pu être finalisées dans le temps imparti</w:t>
-      </w:r>
-      <w:r>
-        <w:t xml:space="preserve">. </w:t>
-      </w:r>
-      <w:r>
-        <w:rPr>
-          <w:rStyle w:val="citation-1203"/>
-        </w:rPr>
-        <w:t>Pour y remédier, une solution consisterait à passer la largeur souhaitée en argument lors de l'exécution du programme afin d'adapter l'affichage à différents terminaux</w:t>
-      </w:r>
-      <w:r>
-        <w:t xml:space="preserve">. </w:t>
-      </w:r>
-      <w:r>
-        <w:rPr>
           <w:rStyle w:val="citation-1202"/>
         </w:rPr>
         <w:t>Par ailleurs, le rendu est actuellement limité à une sortie console ; l'implémentation d'une fonction d'exportation permettrait de sauvegarder directement le résultat final dans un fichier texte structuré pour une utilisation ultérieure</w:t>
@@ -2229,37 +4421,23 @@
     </w:p>
     <w:p>
       <w:pPr>
-        <w:rPr>
-          <w:rFonts w:cstheme="minorHAnsi"/>
-          <w:b/>
-          <w:bCs/>
-        </w:rPr>
-      </w:pPr>
-      <w:r>
-        <w:rPr>
-          <w:rFonts w:cstheme="minorHAnsi"/>
-          <w:b/>
-          <w:bCs/>
-        </w:rPr>
+        <w:pStyle w:val="Titre2"/>
+      </w:pPr>
+      <w:bookmarkStart w:id="23" w:name="_Toc226216783"/>
+      <w:r>
         <w:t>B. Au-delà du cadre du projet</w:t>
       </w:r>
-    </w:p>
-    <w:p>
-      <w:pPr>
-        <w:rPr>
-          <w:rFonts w:cstheme="minorHAnsi"/>
-          <w:b/>
-          <w:bCs/>
-        </w:rPr>
-      </w:pPr>
-      <w:r>
-        <w:rPr>
-          <w:rFonts w:cstheme="minorHAnsi"/>
-          <w:b/>
-          <w:bCs/>
-        </w:rPr>
+      <w:bookmarkEnd w:id="23"/>
+    </w:p>
+    <w:p>
+      <w:pPr>
+        <w:pStyle w:val="Titre3"/>
+      </w:pPr>
+      <w:bookmarkStart w:id="24" w:name="_Toc226216784"/>
+      <w:r>
         <w:t>1. Gain d'expérience de l'équipe</w:t>
       </w:r>
+      <w:bookmarkEnd w:id="24"/>
     </w:p>
     <w:p>
       <w:pPr>
@@ -2446,24 +4624,6 @@
     <w:p>
       <w:pPr>
         <w:rPr>
-          <w:rFonts w:cstheme="minorHAnsi"/>
-          <w:b/>
-          <w:bCs/>
-        </w:rPr>
-      </w:pPr>
-      <w:r>
-        <w:rPr>
-          <w:rFonts w:cstheme="minorHAnsi"/>
-          <w:b/>
-          <w:bCs/>
-        </w:rPr>
-        <w:t>2. Application à de nouveaux contextes</w:t>
-      </w:r>
-    </w:p>
-    <w:p>
-      <w:pPr>
-        <w:spacing w:before="100" w:beforeAutospacing="1" w:after="100" w:afterAutospacing="1" w:line="240" w:lineRule="auto"/>
-        <w:rPr>
           <w:rFonts w:eastAsia="Times New Roman" w:cstheme="minorHAnsi"/>
           <w:lang w:eastAsia="fr-FR"/>
         </w:rPr>
@@ -2473,21 +4633,7 @@
           <w:rFonts w:eastAsia="Times New Roman" w:cstheme="minorHAnsi"/>
           <w:lang w:eastAsia="fr-FR"/>
         </w:rPr>
-        <w:t>Les compétences acquises durant ce développement sont directement transposables à plusieurs domaines de l'informatique</w:t>
-      </w:r>
-      <w:r>
-        <w:rPr>
-          <w:rFonts w:eastAsia="Times New Roman" w:cstheme="minorHAnsi"/>
-          <w:lang w:eastAsia="fr-FR"/>
-        </w:rPr>
-        <w:t xml:space="preserve"> </w:t>
-      </w:r>
-      <w:r>
-        <w:rPr>
-          <w:rFonts w:eastAsia="Times New Roman" w:cstheme="minorHAnsi"/>
-          <w:lang w:eastAsia="fr-FR"/>
-        </w:rPr>
-        <w:t>:</w:t>
+        <w:br w:type="page"/>
       </w:r>
     </w:p>
     <w:p>
@@ -2503,21 +4649,45 @@
           <w:lang w:eastAsia="fr-FR"/>
         </w:rPr>
       </w:pPr>
-      <w:r>
-        <w:rPr>
-          <w:rFonts w:eastAsia="Times New Roman" w:cstheme="minorHAnsi"/>
-          <w:b/>
-          <w:bCs/>
-          <w:lang w:eastAsia="fr-FR"/>
-        </w:rPr>
-        <w:t>Création de compilateurs ou d'interprétateurs</w:t>
-      </w:r>
-      <w:r>
+    </w:p>
+    <w:p>
+      <w:pPr>
+        <w:pStyle w:val="Titre3"/>
+      </w:pPr>
+      <w:bookmarkStart w:id="25" w:name="_Toc226216785"/>
+      <w:r>
+        <w:t>2. Application à de nouveaux contextes</w:t>
+      </w:r>
+      <w:bookmarkEnd w:id="25"/>
+    </w:p>
+    <w:p>
+      <w:pPr>
+        <w:spacing w:before="100" w:beforeAutospacing="1" w:after="100" w:afterAutospacing="1" w:line="240" w:lineRule="auto"/>
         <w:rPr>
           <w:rFonts w:eastAsia="Times New Roman" w:cstheme="minorHAnsi"/>
           <w:lang w:eastAsia="fr-FR"/>
         </w:rPr>
-        <w:t xml:space="preserve"> : La base de notre analyseur syntaxique peut être étendue pour traiter des langages de programmation plus complexes.</w:t>
+      </w:pPr>
+      <w:r>
+        <w:rPr>
+          <w:rFonts w:eastAsia="Times New Roman" w:cstheme="minorHAnsi"/>
+          <w:lang w:eastAsia="fr-FR"/>
+        </w:rPr>
+        <w:t>Les compétences acquises durant ce développement sont directement transposables à plusieurs domaines de l'informatique</w:t>
+      </w:r>
+      <w:r>
+        <w:rPr>
+          <w:rFonts w:eastAsia="Times New Roman" w:cstheme="minorHAnsi"/>
+          <w:lang w:eastAsia="fr-FR"/>
+        </w:rPr>
+        <w:t xml:space="preserve"> </w:t>
+      </w:r>
+      <w:r>
+        <w:rPr>
+          <w:rFonts w:eastAsia="Times New Roman" w:cstheme="minorHAnsi"/>
+          <w:lang w:eastAsia="fr-FR"/>
+        </w:rPr>
+        <w:t>:</w:t>
       </w:r>
     </w:p>
     <w:p>
@@ -2540,14 +4710,14 @@
           <w:bCs/>
           <w:lang w:eastAsia="fr-FR"/>
         </w:rPr>
-        <w:t>Générateurs de documentation</w:t>
+        <w:t>Création de compilateurs ou d'interprétateurs</w:t>
       </w:r>
       <w:r>
         <w:rPr>
           <w:rFonts w:eastAsia="Times New Roman" w:cstheme="minorHAnsi"/>
           <w:lang w:eastAsia="fr-FR"/>
         </w:rPr>
-        <w:t xml:space="preserve"> : Le moteur de rendu pourrait être adapté pour transformer des commentaires de code en fichiers d'aide structurés.</w:t>
+        <w:t xml:space="preserve"> : La base de notre analyseur syntaxique peut être étendue pour traiter des langages de programmation plus complexes.</w:t>
       </w:r>
     </w:p>
     <w:p>
@@ -2570,63 +4740,85 @@
           <w:bCs/>
           <w:lang w:eastAsia="fr-FR"/>
         </w:rPr>
-        <w:t>Développement de protocoles de communication</w:t>
+        <w:t>Générateurs de documentation</w:t>
       </w:r>
       <w:r>
         <w:rPr>
           <w:rFonts w:eastAsia="Times New Roman" w:cstheme="minorHAnsi"/>
           <w:lang w:eastAsia="fr-FR"/>
         </w:rPr>
-        <w:t xml:space="preserve"> : La logique de "</w:t>
-      </w:r>
-      <w:proofErr w:type="spellStart"/>
-      <w:r>
+        <w:t xml:space="preserve"> : Le moteur de rendu pourrait être adapté pour transformer des commentaires de code en fichiers d'aide structurés.</w:t>
+      </w:r>
+    </w:p>
+    <w:p>
+      <w:pPr>
+        <w:pStyle w:val="Paragraphedeliste"/>
+        <w:numPr>
+          <w:ilvl w:val="1"/>
+          <w:numId w:val="10"/>
+        </w:numPr>
+        <w:spacing w:before="100" w:beforeAutospacing="1" w:after="100" w:afterAutospacing="1" w:line="240" w:lineRule="auto"/>
         <w:rPr>
           <w:rFonts w:eastAsia="Times New Roman" w:cstheme="minorHAnsi"/>
           <w:lang w:eastAsia="fr-FR"/>
         </w:rPr>
-        <w:t>parsing</w:t>
-      </w:r>
-      <w:proofErr w:type="spellEnd"/>
+      </w:pPr>
+      <w:r>
+        <w:rPr>
+          <w:rFonts w:eastAsia="Times New Roman" w:cstheme="minorHAnsi"/>
+          <w:b/>
+          <w:bCs/>
+          <w:lang w:eastAsia="fr-FR"/>
+        </w:rPr>
+        <w:t>Développement de protocoles de communication</w:t>
+      </w:r>
       <w:r>
         <w:rPr>
           <w:rFonts w:eastAsia="Times New Roman" w:cstheme="minorHAnsi"/>
           <w:lang w:eastAsia="fr-FR"/>
         </w:rPr>
-        <w:t>" de flux de données est essentielle pour la création de protocoles réseau personnalisés.</w:t>
-      </w:r>
-    </w:p>
-    <w:p>
-      <w:pPr>
-        <w:rPr>
-          <w:rFonts w:cstheme="minorHAnsi"/>
-          <w:b/>
-          <w:bCs/>
-        </w:rPr>
-      </w:pPr>
-      <w:r>
-        <w:rPr>
-          <w:rFonts w:cstheme="minorHAnsi"/>
-          <w:b/>
-          <w:bCs/>
-        </w:rPr>
-        <w:t>3. Suite à donner au projet</w:t>
-      </w:r>
-    </w:p>
-    <w:p>
-      <w:pPr>
-        <w:spacing w:before="100" w:beforeAutospacing="1" w:after="100" w:afterAutospacing="1" w:line="240" w:lineRule="auto"/>
+        <w:t xml:space="preserve"> : La logique de "</w:t>
+      </w:r>
+      <w:proofErr w:type="spellStart"/>
+      <w:r>
         <w:rPr>
           <w:rFonts w:eastAsia="Times New Roman" w:cstheme="minorHAnsi"/>
           <w:lang w:eastAsia="fr-FR"/>
         </w:rPr>
-      </w:pPr>
+        <w:t>parsing</w:t>
+      </w:r>
+      <w:proofErr w:type="spellEnd"/>
       <w:r>
         <w:rPr>
           <w:rFonts w:eastAsia="Times New Roman" w:cstheme="minorHAnsi"/>
           <w:lang w:eastAsia="fr-FR"/>
         </w:rPr>
-        <w:lastRenderedPageBreak/>
+        <w:t>" de flux de données est essentielle pour la création de protocoles réseau personnalisés.</w:t>
+      </w:r>
+    </w:p>
+    <w:p>
+      <w:pPr>
+        <w:pStyle w:val="Titre3"/>
+      </w:pPr>
+      <w:bookmarkStart w:id="26" w:name="_Toc226216786"/>
+      <w:r>
+        <w:t>3. Suite à donner au projet</w:t>
+      </w:r>
+      <w:bookmarkEnd w:id="26"/>
+    </w:p>
+    <w:p>
+      <w:pPr>
+        <w:spacing w:before="100" w:beforeAutospacing="1" w:after="100" w:afterAutospacing="1" w:line="240" w:lineRule="auto"/>
+        <w:rPr>
+          <w:rFonts w:eastAsia="Times New Roman" w:cstheme="minorHAnsi"/>
+          <w:lang w:eastAsia="fr-FR"/>
+        </w:rPr>
+      </w:pPr>
+      <w:r>
+        <w:rPr>
+          <w:rFonts w:eastAsia="Times New Roman" w:cstheme="minorHAnsi"/>
+          <w:lang w:eastAsia="fr-FR"/>
+        </w:rPr>
         <w:t>Plusieurs perspectives d'évolution sont envisageables pour transformer cet outil de rendu en un produit plus complet</w:t>
       </w:r>
       <w:r>
@@ -5536,6 +7728,28 @@
       <w:lang w:eastAsia="fr-FR"/>
     </w:rPr>
   </w:style>
+  <w:style w:type="paragraph" w:styleId="Titre3">
+    <w:name w:val="heading 3"/>
+    <w:basedOn w:val="Normal"/>
+    <w:next w:val="Normal"/>
+    <w:link w:val="Titre3Car"/>
+    <w:uiPriority w:val="9"/>
+    <w:unhideWhenUsed/>
+    <w:qFormat/>
+    <w:rsid w:val="00FA09C8"/>
+    <w:pPr>
+      <w:keepNext/>
+      <w:keepLines/>
+      <w:spacing w:before="40" w:after="0"/>
+      <w:outlineLvl w:val="2"/>
+    </w:pPr>
+    <w:rPr>
+      <w:rFonts w:asciiTheme="majorHAnsi" w:eastAsiaTheme="majorEastAsia" w:hAnsiTheme="majorHAnsi" w:cstheme="majorBidi"/>
+      <w:color w:val="1F3763" w:themeColor="accent1" w:themeShade="7F"/>
+      <w:sz w:val="24"/>
+      <w:szCs w:val="24"/>
+    </w:rPr>
+  </w:style>
   <w:style w:type="paragraph" w:styleId="Titre4">
     <w:name w:val="heading 4"/>
     <w:basedOn w:val="Normal"/>
@@ -5586,7 +7800,6 @@
     <w:name w:val="Normal (Web)"/>
     <w:basedOn w:val="Normal"/>
     <w:uiPriority w:val="99"/>
-    <w:semiHidden/>
     <w:unhideWhenUsed/>
     <w:rsid w:val="00956329"/>
     <w:pPr>
@@ -5878,6 +8091,142 @@
     <w:name w:val="citation-1205"/>
     <w:basedOn w:val="Policepardfaut"/>
     <w:rsid w:val="00541EB0"/>
+  </w:style>
+  <w:style w:type="character" w:customStyle="1" w:styleId="citation-182">
+    <w:name w:val="citation-182"/>
+    <w:basedOn w:val="Policepardfaut"/>
+    <w:rsid w:val="00DE49A0"/>
+  </w:style>
+  <w:style w:type="character" w:customStyle="1" w:styleId="citation-181">
+    <w:name w:val="citation-181"/>
+    <w:basedOn w:val="Policepardfaut"/>
+    <w:rsid w:val="00DE49A0"/>
+  </w:style>
+  <w:style w:type="character" w:customStyle="1" w:styleId="citation-180">
+    <w:name w:val="citation-180"/>
+    <w:basedOn w:val="Policepardfaut"/>
+    <w:rsid w:val="00DE49A0"/>
+  </w:style>
+  <w:style w:type="character" w:customStyle="1" w:styleId="citation-215">
+    <w:name w:val="citation-215"/>
+    <w:basedOn w:val="Policepardfaut"/>
+    <w:rsid w:val="00DE49A0"/>
+  </w:style>
+  <w:style w:type="character" w:customStyle="1" w:styleId="citation-214">
+    <w:name w:val="citation-214"/>
+    <w:basedOn w:val="Policepardfaut"/>
+    <w:rsid w:val="00DE49A0"/>
+  </w:style>
+  <w:style w:type="character" w:customStyle="1" w:styleId="citation-213">
+    <w:name w:val="citation-213"/>
+    <w:basedOn w:val="Policepardfaut"/>
+    <w:rsid w:val="00DE49A0"/>
+  </w:style>
+  <w:style w:type="character" w:customStyle="1" w:styleId="citation-377">
+    <w:name w:val="citation-377"/>
+    <w:basedOn w:val="Policepardfaut"/>
+    <w:rsid w:val="00BF7B6C"/>
+  </w:style>
+  <w:style w:type="character" w:customStyle="1" w:styleId="citation-376">
+    <w:name w:val="citation-376"/>
+    <w:basedOn w:val="Policepardfaut"/>
+    <w:rsid w:val="00BF7B6C"/>
+  </w:style>
+  <w:style w:type="character" w:customStyle="1" w:styleId="citation-375">
+    <w:name w:val="citation-375"/>
+    <w:basedOn w:val="Policepardfaut"/>
+    <w:rsid w:val="00BF7B6C"/>
+  </w:style>
+  <w:style w:type="character" w:customStyle="1" w:styleId="citation-374">
+    <w:name w:val="citation-374"/>
+    <w:basedOn w:val="Policepardfaut"/>
+    <w:rsid w:val="00BF7B6C"/>
+  </w:style>
+  <w:style w:type="paragraph" w:styleId="En-ttedetabledesmatires">
+    <w:name w:val="TOC Heading"/>
+    <w:basedOn w:val="Titre1"/>
+    <w:next w:val="Normal"/>
+    <w:uiPriority w:val="39"/>
+    <w:unhideWhenUsed/>
+    <w:qFormat/>
+    <w:rsid w:val="00FA09C8"/>
+    <w:pPr>
+      <w:keepNext/>
+      <w:keepLines/>
+      <w:spacing w:before="240" w:beforeAutospacing="0" w:after="0" w:afterAutospacing="0" w:line="259" w:lineRule="auto"/>
+      <w:outlineLvl w:val="9"/>
+    </w:pPr>
+    <w:rPr>
+      <w:rFonts w:asciiTheme="majorHAnsi" w:eastAsiaTheme="majorEastAsia" w:hAnsiTheme="majorHAnsi" w:cstheme="majorBidi"/>
+      <w:b w:val="0"/>
+      <w:bCs w:val="0"/>
+      <w:color w:val="2F5496" w:themeColor="accent1" w:themeShade="BF"/>
+      <w:kern w:val="0"/>
+      <w:sz w:val="32"/>
+      <w:szCs w:val="32"/>
+    </w:rPr>
+  </w:style>
+  <w:style w:type="paragraph" w:styleId="TM1">
+    <w:name w:val="toc 1"/>
+    <w:basedOn w:val="Normal"/>
+    <w:next w:val="Normal"/>
+    <w:autoRedefine/>
+    <w:uiPriority w:val="39"/>
+    <w:unhideWhenUsed/>
+    <w:rsid w:val="00FA09C8"/>
+    <w:pPr>
+      <w:spacing w:after="100"/>
+    </w:pPr>
+  </w:style>
+  <w:style w:type="character" w:styleId="Lienhypertexte">
+    <w:name w:val="Hyperlink"/>
+    <w:basedOn w:val="Policepardfaut"/>
+    <w:uiPriority w:val="99"/>
+    <w:unhideWhenUsed/>
+    <w:rsid w:val="00FA09C8"/>
+    <w:rPr>
+      <w:color w:val="0563C1" w:themeColor="hyperlink"/>
+      <w:u w:val="single"/>
+    </w:rPr>
+  </w:style>
+  <w:style w:type="paragraph" w:styleId="TM2">
+    <w:name w:val="toc 2"/>
+    <w:basedOn w:val="Normal"/>
+    <w:next w:val="Normal"/>
+    <w:autoRedefine/>
+    <w:uiPriority w:val="39"/>
+    <w:unhideWhenUsed/>
+    <w:rsid w:val="00FA09C8"/>
+    <w:pPr>
+      <w:spacing w:after="100"/>
+      <w:ind w:left="220"/>
+    </w:pPr>
+  </w:style>
+  <w:style w:type="character" w:customStyle="1" w:styleId="Titre3Car">
+    <w:name w:val="Titre 3 Car"/>
+    <w:basedOn w:val="Policepardfaut"/>
+    <w:link w:val="Titre3"/>
+    <w:uiPriority w:val="9"/>
+    <w:rsid w:val="00FA09C8"/>
+    <w:rPr>
+      <w:rFonts w:asciiTheme="majorHAnsi" w:eastAsiaTheme="majorEastAsia" w:hAnsiTheme="majorHAnsi" w:cstheme="majorBidi"/>
+      <w:color w:val="1F3763" w:themeColor="accent1" w:themeShade="7F"/>
+      <w:sz w:val="24"/>
+      <w:szCs w:val="24"/>
+    </w:rPr>
+  </w:style>
+  <w:style w:type="paragraph" w:styleId="TM3">
+    <w:name w:val="toc 3"/>
+    <w:basedOn w:val="Normal"/>
+    <w:next w:val="Normal"/>
+    <w:autoRedefine/>
+    <w:uiPriority w:val="39"/>
+    <w:unhideWhenUsed/>
+    <w:rsid w:val="00B1105A"/>
+    <w:pPr>
+      <w:spacing w:after="100"/>
+      <w:ind w:left="440"/>
+    </w:pPr>
   </w:style>
 </w:styles>
 </file>
@@ -6175,4 +8524,16 @@
     </a:ext>
   </a:extLst>
 </a:theme>
+</file>
+
+<file path=customXml/item1.xml><?xml version="1.0" encoding="utf-8"?>
+<b:Sources xmlns:b="http://schemas.openxmlformats.org/officeDocument/2006/bibliography" xmlns="http://schemas.openxmlformats.org/officeDocument/2006/bibliography" SelectedStyle="\APASixthEditionOfficeOnline.xsl" StyleName="APA" Version="6"/>
+</file>
+
+<file path=customXml/itemProps1.xml><?xml version="1.0" encoding="utf-8"?>
+<ds:datastoreItem xmlns:ds="http://schemas.openxmlformats.org/officeDocument/2006/customXml" ds:itemID="{98E4EF61-78F3-4F2B-AF4E-1E5F018EC2F8}">
+  <ds:schemaRefs>
+    <ds:schemaRef ds:uri="http://schemas.openxmlformats.org/officeDocument/2006/bibliography"/>
+  </ds:schemaRefs>
+</ds:datastoreItem>
 </file>